--- a/docs/atlas/ATL-11_Khach-hang.docx
+++ b/docs/atlas/ATL-11_Khach-hang.docx
@@ -313,7 +313,7 @@
                 <w:sz w:val="19"/>
                 <w:szCs w:val="19"/>
               </w:rPr>
-              <w:t xml:space="preserve">1.0 — 22/10/2026</w:t>
+              <w:t xml:space="preserve">1.1 — 23/10/2026</w:t>
             </w:r>
           </w:p>
         </w:tc>
@@ -555,7 +555,7 @@
           <w:sz w:val="19"/>
           <w:szCs w:val="19"/>
         </w:rPr>
-        <w:t xml:space="preserve">Lưu ý: các mã quyền là danh mục đã định nghĩa (xem ATL-23); giao diện hiện chưa kiểm tra quyền — mọi tài khoản đăng nhập đều xem và dùng được mọi chức năng.</w:t>
+        <w:t xml:space="preserve">Lưu ý: quyền được kiểm tra ở cả hai nơi — giao diện ẩn trang, mục menu và nút mà chức vụ không có quyền; máy chủ kiểm tra lại ở mọi API (thiếu quyền thì báo "Chức vụ của bạn chưa có quyền…"). Danh mục quyền: ATL-23.</w:t>
       </w:r>
     </w:p>
     <w:p>
@@ -3911,7 +3911,43 @@
           <w:sz w:val="21"/>
           <w:szCs w:val="21"/>
         </w:rPr>
-        <w:t xml:space="preserve">Hệ thống hiện chạy trên dữ liệu mô phỏng (mock) trong trình duyệt; các quy tắc dưới đây là hành vi đã cài đặt ở giao diện và sẽ ánh xạ 1:1 sang API backend.</w:t>
+        <w:t xml:space="preserve">Dữ liệu được lưu ở máy chủ (cơ sở dữ liệu PostgreSQL) và đọc / ghi qua API; các quy tắc nghiệp vụ trong tài liệu này được áp ở máy chủ, giao diện báo lỗi sớm cho người dùng. Mỗi thao tác ghi để lại một dòng Nhật ký hoạt động (ATL-27).</w:t>
+      </w:r>
+    </w:p>
+    <w:p>
+      <w:pPr>
+        <w:pStyle w:val="ListParagraph"/>
+        <w:numPr>
+          <w:ilvl w:val="0"/>
+          <w:numId w:val="2"/>
+        </w:numPr>
+        <w:spacing w:after="60" w:line="290"/>
+      </w:pPr>
+      <w:r>
+        <w:rPr>
+          <w:rFonts w:ascii="Arial" w:cs="Arial" w:eastAsia="Arial" w:hAnsi="Arial"/>
+          <w:sz w:val="21"/>
+          <w:szCs w:val="21"/>
+        </w:rPr>
+        <w:t xml:space="preserve">Trang chi tiết có mục </w:t>
+      </w:r>
+      <w:r>
+        <w:rPr>
+          <w:rFonts w:ascii="Arial" w:cs="Arial" w:eastAsia="Arial" w:hAnsi="Arial"/>
+          <w:b/>
+          <w:bCs/>
+          <w:sz w:val="21"/>
+          <w:szCs w:val="21"/>
+        </w:rPr>
+        <w:t xml:space="preserve">Nhật ký</w:t>
+      </w:r>
+      <w:r>
+        <w:rPr>
+          <w:rFonts w:ascii="Arial" w:cs="Arial" w:eastAsia="Arial" w:hAnsi="Arial"/>
+          <w:sz w:val="21"/>
+          <w:szCs w:val="21"/>
+        </w:rPr>
+        <w:t xml:space="preserve">: mọi thao tác trên bản ghi này — ai, lúc nào (đến giây), trường nào đổi từ giá trị nào sang giá trị nào, kể cả thao tác từ chứng từ liên quan. Xem ATL-27.</w:t>
       </w:r>
     </w:p>
     <w:sectPr>

--- a/docs/atlas/ATL-11_Khach-hang.docx
+++ b/docs/atlas/ATL-11_Khach-hang.docx
@@ -1,6 +1,6 @@
 
 <file path=word/document.xml><?xml version="1.0" encoding="utf-8"?>
-<w:document xmlns:wpc="http://schemas.microsoft.com/office/word/2010/wordprocessingCanvas" xmlns:mc="http://schemas.openxmlformats.org/markup-compatibility/2006" xmlns:o="urn:schemas-microsoft-com:office:office" xmlns:r="http://schemas.openxmlformats.org/officeDocument/2006/relationships" xmlns:m="http://schemas.openxmlformats.org/officeDocument/2006/math" xmlns:v="urn:schemas-microsoft-com:vml" xmlns:wp14="http://schemas.microsoft.com/office/word/2010/wordprocessingDrawing" xmlns:wp="http://schemas.openxmlformats.org/drawingml/2006/wordprocessingDrawing" xmlns:w10="urn:schemas-microsoft-com:office:word" xmlns:w="http://schemas.openxmlformats.org/wordprocessingml/2006/main" xmlns:w14="http://schemas.microsoft.com/office/word/2010/wordml" xmlns:w15="http://schemas.microsoft.com/office/word/2012/wordml" xmlns:wpg="http://schemas.microsoft.com/office/word/2010/wordprocessingGroup" xmlns:wpi="http://schemas.microsoft.com/office/word/2010/wordprocessingInk" xmlns:wne="http://schemas.microsoft.com/office/word/2006/wordml" xmlns:wps="http://schemas.microsoft.com/office/word/2010/wordprocessingShape" xmlns:cx="http://schemas.microsoft.com/office/drawing/2014/chartex" xmlns:cx1="http://schemas.microsoft.com/office/drawing/2015/9/8/chartex" xmlns:cx2="http://schemas.microsoft.com/office/drawing/2015/10/21/chartex" xmlns:cx3="http://schemas.microsoft.com/office/drawing/2016/5/9/chartex" xmlns:cx4="http://schemas.microsoft.com/office/drawing/2016/5/10/chartex" xmlns:cx5="http://schemas.microsoft.com/office/drawing/2016/5/11/chartex" xmlns:cx6="http://schemas.microsoft.com/office/drawing/2016/5/12/chartex" xmlns:cx7="http://schemas.microsoft.com/office/drawing/2016/5/13/chartex" xmlns:cx8="http://schemas.microsoft.com/office/drawing/2016/5/14/chartex" xmlns:aink="http://schemas.microsoft.com/office/drawing/2016/ink" xmlns:am3d="http://schemas.microsoft.com/office/drawing/2017/model3d" xmlns:w16cex="http://schemas.microsoft.com/office/word/2018/wordml/cex" xmlns:w16cid="http://schemas.microsoft.com/office/word/2016/wordml/cid" xmlns:w16="http://schemas.microsoft.com/office/word/2018/wordml" xmlns:w16sdtdh="http://schemas.microsoft.com/office/word/2020/wordml/sdtdatahash" xmlns:w16se="http://schemas.microsoft.com/office/word/2015/wordml/symex" mc:Ignorable="w14 w15 wp14">
+<w:document xmlns:r="http://schemas.openxmlformats.org/officeDocument/2006/relationships" xmlns:w="http://schemas.openxmlformats.org/wordprocessingml/2006/main">
   <w:body>
     <w:p>
       <w:pPr>
@@ -313,7 +313,7 @@
                 <w:sz w:val="19"/>
                 <w:szCs w:val="19"/>
               </w:rPr>
-              <w:t xml:space="preserve">1.1 — 23/10/2026</w:t>
+              <w:t xml:space="preserve">1.2 — 29/10/2026</w:t>
             </w:r>
           </w:p>
         </w:tc>
@@ -386,11 +386,6 @@
         </w:tc>
       </w:tr>
     </w:tbl>
-    <w:p>
-      <w:pPr>
-        <w:spacing w:after="80"/>
-      </w:pPr>
-    </w:p>
     <w:p>
       <w:pPr>
         <w:pStyle w:val="Heading1"/>
@@ -437,7 +432,7 @@
           <w:sz w:val="21"/>
           <w:szCs w:val="21"/>
         </w:rPr>
-        <w:t xml:space="preserve">Danh bạ khách hàng: loại khách (lẻ / sỉ / dropship) quyết định bảng giá, số ngày được nợ quyết định hạn thu tiền, nhiều địa chỉ giao hàng, thẻ đánh dấu; chi tiết khách tổng hợp đơn hàng, doanh số và công nợ.</w:t>
+        <w:t xml:space="preserve">Danh bạ khách hàng: loại khách (lẻ / sỉ / dropship) quyết định mức giá, bảng giá riêng (nếu gán) ưu tiên hơn, số ngày được nợ quyết định hạn thu tiền, hạn mức công nợ chặn bán vượt nợ, nhiều địa chỉ giao hàng, thẻ đánh dấu; chi tiết khách tổng hợp đơn hàng, doanh số và công nợ.</w:t>
       </w:r>
     </w:p>
     <w:p>
@@ -463,7 +458,7 @@
         <w:pStyle w:val="ListParagraph"/>
         <w:numPr>
           <w:ilvl w:val="0"/>
-          <w:numId w:val="2"/>
+          <w:numId w:val="1"/>
         </w:numPr>
         <w:spacing w:after="60" w:line="290"/>
       </w:pPr>
@@ -481,7 +476,7 @@
         <w:pStyle w:val="ListParagraph"/>
         <w:numPr>
           <w:ilvl w:val="0"/>
-          <w:numId w:val="2"/>
+          <w:numId w:val="1"/>
         </w:numPr>
         <w:spacing w:after="60" w:line="290"/>
       </w:pPr>
@@ -499,7 +494,7 @@
         <w:pStyle w:val="ListParagraph"/>
         <w:numPr>
           <w:ilvl w:val="0"/>
-          <w:numId w:val="2"/>
+          <w:numId w:val="1"/>
         </w:numPr>
         <w:spacing w:after="60" w:line="290"/>
       </w:pPr>
@@ -540,7 +535,7 @@
           <w:sz w:val="21"/>
           <w:szCs w:val="21"/>
         </w:rPr>
-        <w:t xml:space="preserve">customer.view / create / update / delete.</w:t>
+        <w:t xml:space="preserve">customer.view / create / update / delete (ngừng theo dõi). Đổi hạn mức công nợ cần thêm debt.adjust.</w:t>
       </w:r>
     </w:p>
     <w:p>
@@ -847,6 +842,11 @@
     </w:tbl>
     <w:p>
       <w:pPr>
+        <w:spacing w:after="0" w:line="120" w:lineRule="exact"/>
+      </w:pPr>
+    </w:p>
+    <w:p>
+      <w:pPr>
         <w:spacing w:after="40" w:before="40" w:line="300"/>
         <w:jc w:val="center"/>
       </w:pPr>
@@ -862,7 +862,7 @@
     </w:p>
     <w:tbl>
       <w:tblPr>
-        <w:tblW w:type="dxa" w:w="2100"/>
+        <w:tblW w:type="dxa" w:w="9638"/>
         <w:tblBorders>
           <w:top w:val="single" w:color="auto" w:sz="4"/>
           <w:left w:val="single" w:color="auto" w:sz="4"/>
@@ -873,7 +873,7 @@
         </w:tblBorders>
       </w:tblPr>
       <w:tblGrid>
-        <w:gridCol w:w="2100"/>
+        <w:gridCol w:w="9638"/>
       </w:tblGrid>
       <w:tr>
         <w:trPr>
@@ -881,7 +881,7 @@
         </w:trPr>
         <w:tc>
           <w:tcPr>
-            <w:tcW w:type="dxa" w:w="2100"/>
+            <w:tcW w:type="dxa" w:w="9638"/>
             <w:tcBorders>
               <w:top w:val="single" w:color="A6A6A6" w:sz="4"/>
               <w:left w:val="single" w:color="A6A6A6" w:sz="4"/>
@@ -918,7 +918,7 @@
     </w:tbl>
     <w:p>
       <w:pPr>
-        <w:spacing w:after="80"/>
+        <w:spacing w:after="0" w:line="120" w:lineRule="exact"/>
       </w:pPr>
     </w:p>
     <w:tbl>
@@ -934,10 +934,10 @@
         </w:tblBorders>
       </w:tblPr>
       <w:tblGrid>
-        <w:gridCol w:w="596"/>
-        <w:gridCol w:w="1490"/>
-        <w:gridCol w:w="3974"/>
-        <w:gridCol w:w="3578"/>
+        <w:gridCol w:w="660"/>
+        <w:gridCol w:w="1100"/>
+        <w:gridCol w:w="3660"/>
+        <w:gridCol w:w="4218"/>
       </w:tblGrid>
       <w:tr>
         <w:trPr>
@@ -946,7 +946,7 @@
         </w:trPr>
         <w:tc>
           <w:tcPr>
-            <w:tcW w:type="dxa" w:w="596"/>
+            <w:tcW w:type="dxa" w:w="660"/>
             <w:tcBorders>
               <w:top w:val="single" w:color="A6A6A6" w:sz="4"/>
               <w:left w:val="single" w:color="A6A6A6" w:sz="4"/>
@@ -980,7 +980,7 @@
         </w:tc>
         <w:tc>
           <w:tcPr>
-            <w:tcW w:type="dxa" w:w="1490"/>
+            <w:tcW w:type="dxa" w:w="1100"/>
             <w:tcBorders>
               <w:top w:val="single" w:color="A6A6A6" w:sz="4"/>
               <w:left w:val="single" w:color="A6A6A6" w:sz="4"/>
@@ -1014,7 +1014,7 @@
         </w:tc>
         <w:tc>
           <w:tcPr>
-            <w:tcW w:type="dxa" w:w="3974"/>
+            <w:tcW w:type="dxa" w:w="3660"/>
             <w:tcBorders>
               <w:top w:val="single" w:color="A6A6A6" w:sz="4"/>
               <w:left w:val="single" w:color="A6A6A6" w:sz="4"/>
@@ -1048,7 +1048,7 @@
         </w:tc>
         <w:tc>
           <w:tcPr>
-            <w:tcW w:type="dxa" w:w="3578"/>
+            <w:tcW w:type="dxa" w:w="4218"/>
             <w:tcBorders>
               <w:top w:val="single" w:color="A6A6A6" w:sz="4"/>
               <w:left w:val="single" w:color="A6A6A6" w:sz="4"/>
@@ -1087,7 +1087,7 @@
         </w:trPr>
         <w:tc>
           <w:tcPr>
-            <w:tcW w:type="dxa" w:w="596"/>
+            <w:tcW w:type="dxa" w:w="660"/>
             <w:tcBorders>
               <w:top w:val="single" w:color="A6A6A6" w:sz="4"/>
               <w:left w:val="single" w:color="A6A6A6" w:sz="4"/>
@@ -1118,7 +1118,7 @@
         </w:tc>
         <w:tc>
           <w:tcPr>
-            <w:tcW w:type="dxa" w:w="1490"/>
+            <w:tcW w:type="dxa" w:w="1100"/>
             <w:tcBorders>
               <w:top w:val="single" w:color="A6A6A6" w:sz="4"/>
               <w:left w:val="single" w:color="A6A6A6" w:sz="4"/>
@@ -1149,38 +1149,38 @@
         </w:tc>
         <w:tc>
           <w:tcPr>
-            <w:tcW w:type="dxa" w:w="3974"/>
-            <w:tcBorders>
-              <w:top w:val="single" w:color="A6A6A6" w:sz="4"/>
-              <w:left w:val="single" w:color="A6A6A6" w:sz="4"/>
-              <w:bottom w:val="single" w:color="A6A6A6" w:sz="4"/>
-              <w:right w:val="single" w:color="A6A6A6" w:sz="4"/>
-            </w:tcBorders>
-            <w:tcMar>
-              <w:top w:type="dxa" w:w="60"/>
-              <w:left w:type="dxa" w:w="100"/>
-              <w:bottom w:type="dxa" w:w="60"/>
-              <w:right w:type="dxa" w:w="100"/>
-            </w:tcMar>
-            <w:vAlign w:val="top"/>
-          </w:tcPr>
-          <w:p>
-            <w:pPr>
-              <w:spacing w:after="20" w:line="270"/>
-            </w:pPr>
-            <w:r>
-              <w:rPr>
-                <w:rFonts w:ascii="Arial" w:cs="Arial" w:eastAsia="Arial" w:hAnsi="Arial"/>
-                <w:sz w:val="19"/>
-                <w:szCs w:val="19"/>
-              </w:rPr>
-              <w:t xml:space="preserve">Thêm khách: tên, tên công ty, loại khách, số ngày được nợ, điện thoại, email, CCCD, mã số thuế cá nhân / công ty, ghi chú, thẻ đánh dấu.</w:t>
-            </w:r>
-          </w:p>
-        </w:tc>
-        <w:tc>
-          <w:tcPr>
-            <w:tcW w:type="dxa" w:w="3578"/>
+            <w:tcW w:type="dxa" w:w="3660"/>
+            <w:tcBorders>
+              <w:top w:val="single" w:color="A6A6A6" w:sz="4"/>
+              <w:left w:val="single" w:color="A6A6A6" w:sz="4"/>
+              <w:bottom w:val="single" w:color="A6A6A6" w:sz="4"/>
+              <w:right w:val="single" w:color="A6A6A6" w:sz="4"/>
+            </w:tcBorders>
+            <w:tcMar>
+              <w:top w:type="dxa" w:w="60"/>
+              <w:left w:type="dxa" w:w="100"/>
+              <w:bottom w:type="dxa" w:w="60"/>
+              <w:right w:type="dxa" w:w="100"/>
+            </w:tcMar>
+            <w:vAlign w:val="top"/>
+          </w:tcPr>
+          <w:p>
+            <w:pPr>
+              <w:spacing w:after="20" w:line="270"/>
+            </w:pPr>
+            <w:r>
+              <w:rPr>
+                <w:rFonts w:ascii="Arial" w:cs="Arial" w:eastAsia="Arial" w:hAnsi="Arial"/>
+                <w:sz w:val="19"/>
+                <w:szCs w:val="19"/>
+              </w:rPr>
+              <w:t xml:space="preserve">Thêm khách: tên, tên công ty, loại khách, bảng giá (tuỳ chọn), số ngày được nợ, hạn mức công nợ, điện thoại, email, CCCD, mã số thuế cá nhân / công ty, ghi chú, thẻ đánh dấu.</w:t>
+            </w:r>
+          </w:p>
+        </w:tc>
+        <w:tc>
+          <w:tcPr>
+            <w:tcW w:type="dxa" w:w="4218"/>
             <w:tcBorders>
               <w:top w:val="single" w:color="A6A6A6" w:sz="4"/>
               <w:left w:val="single" w:color="A6A6A6" w:sz="4"/>
@@ -1216,7 +1216,7 @@
         </w:trPr>
         <w:tc>
           <w:tcPr>
-            <w:tcW w:type="dxa" w:w="596"/>
+            <w:tcW w:type="dxa" w:w="660"/>
             <w:tcBorders>
               <w:top w:val="single" w:color="A6A6A6" w:sz="4"/>
               <w:left w:val="single" w:color="A6A6A6" w:sz="4"/>
@@ -1247,7 +1247,7 @@
         </w:tc>
         <w:tc>
           <w:tcPr>
-            <w:tcW w:type="dxa" w:w="1490"/>
+            <w:tcW w:type="dxa" w:w="1100"/>
             <w:tcBorders>
               <w:top w:val="single" w:color="A6A6A6" w:sz="4"/>
               <w:left w:val="single" w:color="A6A6A6" w:sz="4"/>
@@ -1278,7 +1278,7 @@
         </w:tc>
         <w:tc>
           <w:tcPr>
-            <w:tcW w:type="dxa" w:w="3974"/>
+            <w:tcW w:type="dxa" w:w="3660"/>
             <w:tcBorders>
               <w:top w:val="single" w:color="A6A6A6" w:sz="4"/>
               <w:left w:val="single" w:color="A6A6A6" w:sz="4"/>
@@ -1309,7 +1309,7 @@
         </w:tc>
         <w:tc>
           <w:tcPr>
-            <w:tcW w:type="dxa" w:w="3578"/>
+            <w:tcW w:type="dxa" w:w="4218"/>
             <w:tcBorders>
               <w:top w:val="single" w:color="A6A6A6" w:sz="4"/>
               <w:left w:val="single" w:color="A6A6A6" w:sz="4"/>
@@ -1345,7 +1345,7 @@
         </w:trPr>
         <w:tc>
           <w:tcPr>
-            <w:tcW w:type="dxa" w:w="596"/>
+            <w:tcW w:type="dxa" w:w="660"/>
             <w:tcBorders>
               <w:top w:val="single" w:color="A6A6A6" w:sz="4"/>
               <w:left w:val="single" w:color="A6A6A6" w:sz="4"/>
@@ -1376,7 +1376,7 @@
         </w:tc>
         <w:tc>
           <w:tcPr>
-            <w:tcW w:type="dxa" w:w="1490"/>
+            <w:tcW w:type="dxa" w:w="1100"/>
             <w:tcBorders>
               <w:top w:val="single" w:color="A6A6A6" w:sz="4"/>
               <w:left w:val="single" w:color="A6A6A6" w:sz="4"/>
@@ -1407,7 +1407,7 @@
         </w:tc>
         <w:tc>
           <w:tcPr>
-            <w:tcW w:type="dxa" w:w="3974"/>
+            <w:tcW w:type="dxa" w:w="3660"/>
             <w:tcBorders>
               <w:top w:val="single" w:color="A6A6A6" w:sz="4"/>
               <w:left w:val="single" w:color="A6A6A6" w:sz="4"/>
@@ -1438,7 +1438,7 @@
         </w:tc>
         <w:tc>
           <w:tcPr>
-            <w:tcW w:type="dxa" w:w="3578"/>
+            <w:tcW w:type="dxa" w:w="4218"/>
             <w:tcBorders>
               <w:top w:val="single" w:color="A6A6A6" w:sz="4"/>
               <w:left w:val="single" w:color="A6A6A6" w:sz="4"/>
@@ -1474,7 +1474,7 @@
         </w:trPr>
         <w:tc>
           <w:tcPr>
-            <w:tcW w:type="dxa" w:w="596"/>
+            <w:tcW w:type="dxa" w:w="660"/>
             <w:tcBorders>
               <w:top w:val="single" w:color="A6A6A6" w:sz="4"/>
               <w:left w:val="single" w:color="A6A6A6" w:sz="4"/>
@@ -1505,7 +1505,7 @@
         </w:tc>
         <w:tc>
           <w:tcPr>
-            <w:tcW w:type="dxa" w:w="1490"/>
+            <w:tcW w:type="dxa" w:w="1100"/>
             <w:tcBorders>
               <w:top w:val="single" w:color="A6A6A6" w:sz="4"/>
               <w:left w:val="single" w:color="A6A6A6" w:sz="4"/>
@@ -1536,7 +1536,7 @@
         </w:tc>
         <w:tc>
           <w:tcPr>
-            <w:tcW w:type="dxa" w:w="3974"/>
+            <w:tcW w:type="dxa" w:w="3660"/>
             <w:tcBorders>
               <w:top w:val="single" w:color="A6A6A6" w:sz="4"/>
               <w:left w:val="single" w:color="A6A6A6" w:sz="4"/>
@@ -1567,7 +1567,7 @@
         </w:tc>
         <w:tc>
           <w:tcPr>
-            <w:tcW w:type="dxa" w:w="3578"/>
+            <w:tcW w:type="dxa" w:w="4218"/>
             <w:tcBorders>
               <w:top w:val="single" w:color="A6A6A6" w:sz="4"/>
               <w:left w:val="single" w:color="A6A6A6" w:sz="4"/>
@@ -1603,7 +1603,7 @@
         </w:trPr>
         <w:tc>
           <w:tcPr>
-            <w:tcW w:type="dxa" w:w="596"/>
+            <w:tcW w:type="dxa" w:w="660"/>
             <w:tcBorders>
               <w:top w:val="single" w:color="A6A6A6" w:sz="4"/>
               <w:left w:val="single" w:color="A6A6A6" w:sz="4"/>
@@ -1634,7 +1634,7 @@
         </w:tc>
         <w:tc>
           <w:tcPr>
-            <w:tcW w:type="dxa" w:w="1490"/>
+            <w:tcW w:type="dxa" w:w="1100"/>
             <w:tcBorders>
               <w:top w:val="single" w:color="A6A6A6" w:sz="4"/>
               <w:left w:val="single" w:color="A6A6A6" w:sz="4"/>
@@ -1665,7 +1665,7 @@
         </w:tc>
         <w:tc>
           <w:tcPr>
-            <w:tcW w:type="dxa" w:w="3974"/>
+            <w:tcW w:type="dxa" w:w="3660"/>
             <w:tcBorders>
               <w:top w:val="single" w:color="A6A6A6" w:sz="4"/>
               <w:left w:val="single" w:color="A6A6A6" w:sz="4"/>
@@ -1696,7 +1696,7 @@
         </w:tc>
         <w:tc>
           <w:tcPr>
-            <w:tcW w:type="dxa" w:w="3578"/>
+            <w:tcW w:type="dxa" w:w="4218"/>
             <w:tcBorders>
               <w:top w:val="single" w:color="A6A6A6" w:sz="4"/>
               <w:left w:val="single" w:color="A6A6A6" w:sz="4"/>
@@ -1722,11 +1722,145 @@
                 <w:szCs w:val="19"/>
               </w:rPr>
               <w:t xml:space="preserve">Đổi trạng thái, không xoá; đơn và công nợ giữ nguyên.</w:t>
+            </w:r>
+          </w:p>
+        </w:tc>
+      </w:tr>
+      <w:tr>
+        <w:trPr>
+          <w:cantSplit/>
+        </w:trPr>
+        <w:tc>
+          <w:tcPr>
+            <w:tcW w:type="dxa" w:w="660"/>
+            <w:tcBorders>
+              <w:top w:val="single" w:color="A6A6A6" w:sz="4"/>
+              <w:left w:val="single" w:color="A6A6A6" w:sz="4"/>
+              <w:bottom w:val="single" w:color="A6A6A6" w:sz="4"/>
+              <w:right w:val="single" w:color="A6A6A6" w:sz="4"/>
+            </w:tcBorders>
+            <w:tcMar>
+              <w:top w:type="dxa" w:w="60"/>
+              <w:left w:type="dxa" w:w="100"/>
+              <w:bottom w:type="dxa" w:w="60"/>
+              <w:right w:type="dxa" w:w="100"/>
+            </w:tcMar>
+            <w:vAlign w:val="top"/>
+          </w:tcPr>
+          <w:p>
+            <w:pPr>
+              <w:spacing w:after="20" w:line="270"/>
+            </w:pPr>
+            <w:r>
+              <w:rPr>
+                <w:rFonts w:ascii="Arial" w:cs="Arial" w:eastAsia="Arial" w:hAnsi="Arial"/>
+                <w:sz w:val="19"/>
+                <w:szCs w:val="19"/>
+              </w:rPr>
+              <w:t xml:space="preserve">6</w:t>
+            </w:r>
+          </w:p>
+        </w:tc>
+        <w:tc>
+          <w:tcPr>
+            <w:tcW w:type="dxa" w:w="1100"/>
+            <w:tcBorders>
+              <w:top w:val="single" w:color="A6A6A6" w:sz="4"/>
+              <w:left w:val="single" w:color="A6A6A6" w:sz="4"/>
+              <w:bottom w:val="single" w:color="A6A6A6" w:sz="4"/>
+              <w:right w:val="single" w:color="A6A6A6" w:sz="4"/>
+            </w:tcBorders>
+            <w:tcMar>
+              <w:top w:type="dxa" w:w="60"/>
+              <w:left w:type="dxa" w:w="100"/>
+              <w:bottom w:type="dxa" w:w="60"/>
+              <w:right w:type="dxa" w:w="100"/>
+            </w:tcMar>
+            <w:vAlign w:val="top"/>
+          </w:tcPr>
+          <w:p>
+            <w:pPr>
+              <w:spacing w:after="20" w:line="270"/>
+            </w:pPr>
+            <w:r>
+              <w:rPr>
+                <w:rFonts w:ascii="Arial" w:cs="Arial" w:eastAsia="Arial" w:hAnsi="Arial"/>
+                <w:sz w:val="19"/>
+                <w:szCs w:val="19"/>
+              </w:rPr>
+              <w:t xml:space="preserve">Sale</w:t>
+            </w:r>
+          </w:p>
+        </w:tc>
+        <w:tc>
+          <w:tcPr>
+            <w:tcW w:type="dxa" w:w="3660"/>
+            <w:tcBorders>
+              <w:top w:val="single" w:color="A6A6A6" w:sz="4"/>
+              <w:left w:val="single" w:color="A6A6A6" w:sz="4"/>
+              <w:bottom w:val="single" w:color="A6A6A6" w:sz="4"/>
+              <w:right w:val="single" w:color="A6A6A6" w:sz="4"/>
+            </w:tcBorders>
+            <w:tcMar>
+              <w:top w:type="dxa" w:w="60"/>
+              <w:left w:type="dxa" w:w="100"/>
+              <w:bottom w:type="dxa" w:w="60"/>
+              <w:right w:type="dxa" w:w="100"/>
+            </w:tcMar>
+            <w:vAlign w:val="top"/>
+          </w:tcPr>
+          <w:p>
+            <w:pPr>
+              <w:spacing w:after="20" w:line="270"/>
+            </w:pPr>
+            <w:r>
+              <w:rPr>
+                <w:rFonts w:ascii="Arial" w:cs="Arial" w:eastAsia="Arial" w:hAnsi="Arial"/>
+                <w:sz w:val="19"/>
+                <w:szCs w:val="19"/>
+              </w:rPr>
+              <w:t xml:space="preserve">Nhập Excel nhiều khách cùng lúc ("Nhập Excel" ở danh sách).</w:t>
+            </w:r>
+          </w:p>
+        </w:tc>
+        <w:tc>
+          <w:tcPr>
+            <w:tcW w:type="dxa" w:w="4218"/>
+            <w:tcBorders>
+              <w:top w:val="single" w:color="A6A6A6" w:sz="4"/>
+              <w:left w:val="single" w:color="A6A6A6" w:sz="4"/>
+              <w:bottom w:val="single" w:color="A6A6A6" w:sz="4"/>
+              <w:right w:val="single" w:color="A6A6A6" w:sz="4"/>
+            </w:tcBorders>
+            <w:tcMar>
+              <w:top w:type="dxa" w:w="60"/>
+              <w:left w:type="dxa" w:w="100"/>
+              <w:bottom w:type="dxa" w:w="60"/>
+              <w:right w:type="dxa" w:w="100"/>
+            </w:tcMar>
+            <w:vAlign w:val="top"/>
+          </w:tcPr>
+          <w:p>
+            <w:pPr>
+              <w:spacing w:after="20" w:line="270"/>
+            </w:pPr>
+            <w:r>
+              <w:rPr>
+                <w:rFonts w:ascii="Arial" w:cs="Arial" w:eastAsia="Arial" w:hAnsi="Arial"/>
+                <w:sz w:val="19"/>
+                <w:szCs w:val="19"/>
+              </w:rPr>
+              <w:t xml:space="preserve">Máy chủ chạy thử, hiện xem trước từng dòng (thêm mới / cập nhật / không đổi / lỗi); có mã thì cập nhật (ô trống giữ nguyên), không mã thì thêm mới; trùng điện thoại / MST với khách đã có bị chặn.</w:t>
             </w:r>
           </w:p>
         </w:tc>
       </w:tr>
     </w:tbl>
+    <w:p>
+      <w:pPr>
+        <w:spacing w:after="60"/>
+      </w:pPr>
+    </w:p>
     <w:p>
       <w:pPr>
         <w:pStyle w:val="Heading1"/>
@@ -1758,8 +1892,8 @@
         </w:tblBorders>
       </w:tblPr>
       <w:tblGrid>
-        <w:gridCol w:w="2409"/>
-        <w:gridCol w:w="7229"/>
+        <w:gridCol w:w="1430"/>
+        <w:gridCol w:w="8208"/>
       </w:tblGrid>
       <w:tr>
         <w:trPr>
@@ -1768,7 +1902,7 @@
         </w:trPr>
         <w:tc>
           <w:tcPr>
-            <w:tcW w:type="dxa" w:w="2409"/>
+            <w:tcW w:type="dxa" w:w="1430"/>
             <w:tcBorders>
               <w:top w:val="single" w:color="A6A6A6" w:sz="4"/>
               <w:left w:val="single" w:color="A6A6A6" w:sz="4"/>
@@ -1802,7 +1936,7 @@
         </w:tc>
         <w:tc>
           <w:tcPr>
-            <w:tcW w:type="dxa" w:w="7229"/>
+            <w:tcW w:type="dxa" w:w="8208"/>
             <w:tcBorders>
               <w:top w:val="single" w:color="A6A6A6" w:sz="4"/>
               <w:left w:val="single" w:color="A6A6A6" w:sz="4"/>
@@ -1841,7 +1975,7 @@
         </w:trPr>
         <w:tc>
           <w:tcPr>
-            <w:tcW w:type="dxa" w:w="2409"/>
+            <w:tcW w:type="dxa" w:w="1430"/>
             <w:tcBorders>
               <w:top w:val="single" w:color="A6A6A6" w:sz="4"/>
               <w:left w:val="single" w:color="A6A6A6" w:sz="4"/>
@@ -1872,32 +2006,32 @@
         </w:tc>
         <w:tc>
           <w:tcPr>
-            <w:tcW w:type="dxa" w:w="7229"/>
-            <w:tcBorders>
-              <w:top w:val="single" w:color="A6A6A6" w:sz="4"/>
-              <w:left w:val="single" w:color="A6A6A6" w:sz="4"/>
-              <w:bottom w:val="single" w:color="A6A6A6" w:sz="4"/>
-              <w:right w:val="single" w:color="A6A6A6" w:sz="4"/>
-            </w:tcBorders>
-            <w:tcMar>
-              <w:top w:type="dxa" w:w="60"/>
-              <w:left w:type="dxa" w:w="100"/>
-              <w:bottom w:type="dxa" w:w="60"/>
-              <w:right w:type="dxa" w:w="100"/>
-            </w:tcMar>
-            <w:vAlign w:val="top"/>
-          </w:tcPr>
-          <w:p>
-            <w:pPr>
-              <w:spacing w:after="20" w:line="270"/>
-            </w:pPr>
-            <w:r>
-              <w:rPr>
-                <w:rFonts w:ascii="Arial" w:cs="Arial" w:eastAsia="Arial" w:hAnsi="Arial"/>
-                <w:sz w:val="19"/>
-                <w:szCs w:val="19"/>
-              </w:rPr>
-              <w:t xml:space="preserve">Tìm theo tên, mã, điện thoại, mã số thuế; lọc Loại khách, Thẻ, Trạng thái, nút "Còn công nợ"; sắp xếp; xuất Excel. Cột: Mã KH, Tên, Loại, Thẻ, Liên hệ, MST, Được nợ, Đơn hàng, Đã mua, Còn phải thu, Trạng thái.</w:t>
+            <w:tcW w:type="dxa" w:w="8208"/>
+            <w:tcBorders>
+              <w:top w:val="single" w:color="A6A6A6" w:sz="4"/>
+              <w:left w:val="single" w:color="A6A6A6" w:sz="4"/>
+              <w:bottom w:val="single" w:color="A6A6A6" w:sz="4"/>
+              <w:right w:val="single" w:color="A6A6A6" w:sz="4"/>
+            </w:tcBorders>
+            <w:tcMar>
+              <w:top w:type="dxa" w:w="60"/>
+              <w:left w:type="dxa" w:w="100"/>
+              <w:bottom w:type="dxa" w:w="60"/>
+              <w:right w:type="dxa" w:w="100"/>
+            </w:tcMar>
+            <w:vAlign w:val="top"/>
+          </w:tcPr>
+          <w:p>
+            <w:pPr>
+              <w:spacing w:after="20" w:line="270"/>
+            </w:pPr>
+            <w:r>
+              <w:rPr>
+                <w:rFonts w:ascii="Arial" w:cs="Arial" w:eastAsia="Arial" w:hAnsi="Arial"/>
+                <w:sz w:val="19"/>
+                <w:szCs w:val="19"/>
+              </w:rPr>
+              <w:t xml:space="preserve">Tìm theo tên, mã, điện thoại, mã số thuế; lọc Loại khách, Thẻ, Trạng thái, nút "Còn công nợ"; sắp xếp; xuất Excel, Nhập Excel. Số đơn và doanh số tính trên toàn bộ lịch sử ở máy chủ. Cột: Mã KH, Tên, Loại, Thẻ, Liên hệ, MST, Được nợ, Đơn hàng, Đã mua, Còn phải thu, Trạng thái.</w:t>
             </w:r>
           </w:p>
         </w:tc>
@@ -1908,7 +2042,7 @@
         </w:trPr>
         <w:tc>
           <w:tcPr>
-            <w:tcW w:type="dxa" w:w="2409"/>
+            <w:tcW w:type="dxa" w:w="1430"/>
             <w:tcBorders>
               <w:top w:val="single" w:color="A6A6A6" w:sz="4"/>
               <w:left w:val="single" w:color="A6A6A6" w:sz="4"/>
@@ -1939,32 +2073,32 @@
         </w:tc>
         <w:tc>
           <w:tcPr>
-            <w:tcW w:type="dxa" w:w="7229"/>
-            <w:tcBorders>
-              <w:top w:val="single" w:color="A6A6A6" w:sz="4"/>
-              <w:left w:val="single" w:color="A6A6A6" w:sz="4"/>
-              <w:bottom w:val="single" w:color="A6A6A6" w:sz="4"/>
-              <w:right w:val="single" w:color="A6A6A6" w:sz="4"/>
-            </w:tcBorders>
-            <w:tcMar>
-              <w:top w:type="dxa" w:w="60"/>
-              <w:left w:type="dxa" w:w="100"/>
-              <w:bottom w:type="dxa" w:w="60"/>
-              <w:right w:type="dxa" w:w="100"/>
-            </w:tcMar>
-            <w:vAlign w:val="top"/>
-          </w:tcPr>
-          <w:p>
-            <w:pPr>
-              <w:spacing w:after="20" w:line="270"/>
-            </w:pPr>
-            <w:r>
-              <w:rPr>
-                <w:rFonts w:ascii="Arial" w:cs="Arial" w:eastAsia="Arial" w:hAnsi="Arial"/>
-                <w:sz w:val="19"/>
-                <w:szCs w:val="19"/>
-              </w:rPr>
-              <w:t xml:space="preserve">Khối: Thông tin chung (mã tự cấp, tên bắt buộc, tên công ty, loại khách, số ngày được nợ, điện thoại, email, thẻ đánh dấu) · Giấy tờ (CCCD, MST cá nhân, MST công ty) · Ghi chú · Địa chỉ giao hàng (tên điểm giao, người nhận, điện thoại, địa chỉ).</w:t>
+            <w:tcW w:type="dxa" w:w="8208"/>
+            <w:tcBorders>
+              <w:top w:val="single" w:color="A6A6A6" w:sz="4"/>
+              <w:left w:val="single" w:color="A6A6A6" w:sz="4"/>
+              <w:bottom w:val="single" w:color="A6A6A6" w:sz="4"/>
+              <w:right w:val="single" w:color="A6A6A6" w:sz="4"/>
+            </w:tcBorders>
+            <w:tcMar>
+              <w:top w:type="dxa" w:w="60"/>
+              <w:left w:type="dxa" w:w="100"/>
+              <w:bottom w:type="dxa" w:w="60"/>
+              <w:right w:type="dxa" w:w="100"/>
+            </w:tcMar>
+            <w:vAlign w:val="top"/>
+          </w:tcPr>
+          <w:p>
+            <w:pPr>
+              <w:spacing w:after="20" w:line="270"/>
+            </w:pPr>
+            <w:r>
+              <w:rPr>
+                <w:rFonts w:ascii="Arial" w:cs="Arial" w:eastAsia="Arial" w:hAnsi="Arial"/>
+                <w:sz w:val="19"/>
+                <w:szCs w:val="19"/>
+              </w:rPr>
+              <w:t xml:space="preserve">Khối: Thông tin chung (mã tự cấp, tên bắt buộc, tên công ty, loại khách, Bảng giá — "— Theo loại khách —" hoặc một bảng giá riêng, số ngày được nợ, Hạn mức công nợ (₫), điện thoại, email, thẻ đánh dấu) · Giấy tờ (CCCD, MST cá nhân, MST công ty) · Ghi chú · Địa chỉ giao hàng (tên điểm giao, người nhận, điện thoại, địa chỉ).</w:t>
             </w:r>
           </w:p>
         </w:tc>
@@ -1975,7 +2109,7 @@
         </w:trPr>
         <w:tc>
           <w:tcPr>
-            <w:tcW w:type="dxa" w:w="2409"/>
+            <w:tcW w:type="dxa" w:w="1430"/>
             <w:tcBorders>
               <w:top w:val="single" w:color="A6A6A6" w:sz="4"/>
               <w:left w:val="single" w:color="A6A6A6" w:sz="4"/>
@@ -2006,37 +2140,42 @@
         </w:tc>
         <w:tc>
           <w:tcPr>
-            <w:tcW w:type="dxa" w:w="7229"/>
-            <w:tcBorders>
-              <w:top w:val="single" w:color="A6A6A6" w:sz="4"/>
-              <w:left w:val="single" w:color="A6A6A6" w:sz="4"/>
-              <w:bottom w:val="single" w:color="A6A6A6" w:sz="4"/>
-              <w:right w:val="single" w:color="A6A6A6" w:sz="4"/>
-            </w:tcBorders>
-            <w:tcMar>
-              <w:top w:type="dxa" w:w="60"/>
-              <w:left w:type="dxa" w:w="100"/>
-              <w:bottom w:type="dxa" w:w="60"/>
-              <w:right w:type="dxa" w:w="100"/>
-            </w:tcMar>
-            <w:vAlign w:val="top"/>
-          </w:tcPr>
-          <w:p>
-            <w:pPr>
-              <w:spacing w:after="20" w:line="270"/>
-            </w:pPr>
-            <w:r>
-              <w:rPr>
-                <w:rFonts w:ascii="Arial" w:cs="Arial" w:eastAsia="Arial" w:hAnsi="Arial"/>
-                <w:sz w:val="19"/>
-                <w:szCs w:val="19"/>
-              </w:rPr>
-              <w:t xml:space="preserve">Tab Thông tin chung · Địa chỉ giao hàng · Đơn hàng · Sổ công nợ. Nút: Danh sách, Lập đơn hàng, Lập phiếu thu, Sửa, Ngừng theo dõi / Theo dõi lại.</w:t>
+            <w:tcW w:type="dxa" w:w="8208"/>
+            <w:tcBorders>
+              <w:top w:val="single" w:color="A6A6A6" w:sz="4"/>
+              <w:left w:val="single" w:color="A6A6A6" w:sz="4"/>
+              <w:bottom w:val="single" w:color="A6A6A6" w:sz="4"/>
+              <w:right w:val="single" w:color="A6A6A6" w:sz="4"/>
+            </w:tcBorders>
+            <w:tcMar>
+              <w:top w:type="dxa" w:w="60"/>
+              <w:left w:type="dxa" w:w="100"/>
+              <w:bottom w:type="dxa" w:w="60"/>
+              <w:right w:type="dxa" w:w="100"/>
+            </w:tcMar>
+            <w:vAlign w:val="top"/>
+          </w:tcPr>
+          <w:p>
+            <w:pPr>
+              <w:spacing w:after="20" w:line="270"/>
+            </w:pPr>
+            <w:r>
+              <w:rPr>
+                <w:rFonts w:ascii="Arial" w:cs="Arial" w:eastAsia="Arial" w:hAnsi="Arial"/>
+                <w:sz w:val="19"/>
+                <w:szCs w:val="19"/>
+              </w:rPr>
+              <w:t xml:space="preserve">Tab Thông tin chung · Địa chỉ giao hàng · Đơn hàng (lịch sử mua: số đơn, doanh số khách đã nhận, trung bình mỗi đơn, mua lần cuối) · Sổ công nợ (sổ chi tiết &amp; biên bản đối chiếu) · Nhật ký. Nút: Danh sách, Lập đơn hàng, Lập phiếu thu, Sửa, Ngừng theo dõi / Theo dõi lại.</w:t>
             </w:r>
           </w:p>
         </w:tc>
       </w:tr>
     </w:tbl>
+    <w:p>
+      <w:pPr>
+        <w:spacing w:after="60"/>
+      </w:pPr>
+    </w:p>
     <w:p>
       <w:pPr>
         <w:pStyle w:val="Heading1"/>
@@ -2068,9 +2207,9 @@
         </w:tblBorders>
       </w:tblPr>
       <w:tblGrid>
-        <w:gridCol w:w="2007"/>
-        <w:gridCol w:w="4015"/>
-        <w:gridCol w:w="3616"/>
+        <w:gridCol w:w="1606"/>
+        <w:gridCol w:w="4934"/>
+        <w:gridCol w:w="3098"/>
       </w:tblGrid>
       <w:tr>
         <w:trPr>
@@ -2079,7 +2218,7 @@
         </w:trPr>
         <w:tc>
           <w:tcPr>
-            <w:tcW w:type="dxa" w:w="2007"/>
+            <w:tcW w:type="dxa" w:w="1606"/>
             <w:tcBorders>
               <w:top w:val="single" w:color="A6A6A6" w:sz="4"/>
               <w:left w:val="single" w:color="A6A6A6" w:sz="4"/>
@@ -2113,7 +2252,7 @@
         </w:tc>
         <w:tc>
           <w:tcPr>
-            <w:tcW w:type="dxa" w:w="4015"/>
+            <w:tcW w:type="dxa" w:w="4934"/>
             <w:tcBorders>
               <w:top w:val="single" w:color="A6A6A6" w:sz="4"/>
               <w:left w:val="single" w:color="A6A6A6" w:sz="4"/>
@@ -2147,7 +2286,7 @@
         </w:tc>
         <w:tc>
           <w:tcPr>
-            <w:tcW w:type="dxa" w:w="3616"/>
+            <w:tcW w:type="dxa" w:w="3098"/>
             <w:tcBorders>
               <w:top w:val="single" w:color="A6A6A6" w:sz="4"/>
               <w:left w:val="single" w:color="A6A6A6" w:sz="4"/>
@@ -2186,7 +2325,7 @@
         </w:trPr>
         <w:tc>
           <w:tcPr>
-            <w:tcW w:type="dxa" w:w="2007"/>
+            <w:tcW w:type="dxa" w:w="1606"/>
             <w:tcBorders>
               <w:top w:val="single" w:color="A6A6A6" w:sz="4"/>
               <w:left w:val="single" w:color="A6A6A6" w:sz="4"/>
@@ -2217,7 +2356,7 @@
         </w:tc>
         <w:tc>
           <w:tcPr>
-            <w:tcW w:type="dxa" w:w="4015"/>
+            <w:tcW w:type="dxa" w:w="4934"/>
             <w:tcBorders>
               <w:top w:val="single" w:color="A6A6A6" w:sz="4"/>
               <w:left w:val="single" w:color="A6A6A6" w:sz="4"/>
@@ -2248,7 +2387,7 @@
         </w:tc>
         <w:tc>
           <w:tcPr>
-            <w:tcW w:type="dxa" w:w="3616"/>
+            <w:tcW w:type="dxa" w:w="3098"/>
             <w:tcBorders>
               <w:top w:val="single" w:color="A6A6A6" w:sz="4"/>
               <w:left w:val="single" w:color="A6A6A6" w:sz="4"/>
@@ -2284,7 +2423,7 @@
         </w:trPr>
         <w:tc>
           <w:tcPr>
-            <w:tcW w:type="dxa" w:w="2007"/>
+            <w:tcW w:type="dxa" w:w="1606"/>
             <w:tcBorders>
               <w:top w:val="single" w:color="A6A6A6" w:sz="4"/>
               <w:left w:val="single" w:color="A6A6A6" w:sz="4"/>
@@ -2315,7 +2454,7 @@
         </w:tc>
         <w:tc>
           <w:tcPr>
-            <w:tcW w:type="dxa" w:w="4015"/>
+            <w:tcW w:type="dxa" w:w="4934"/>
             <w:tcBorders>
               <w:top w:val="single" w:color="A6A6A6" w:sz="4"/>
               <w:left w:val="single" w:color="A6A6A6" w:sz="4"/>
@@ -2346,7 +2485,7 @@
         </w:tc>
         <w:tc>
           <w:tcPr>
-            <w:tcW w:type="dxa" w:w="3616"/>
+            <w:tcW w:type="dxa" w:w="3098"/>
             <w:tcBorders>
               <w:top w:val="single" w:color="A6A6A6" w:sz="4"/>
               <w:left w:val="single" w:color="A6A6A6" w:sz="4"/>
@@ -2377,6 +2516,11 @@
         </w:tc>
       </w:tr>
     </w:tbl>
+    <w:p>
+      <w:pPr>
+        <w:spacing w:after="60"/>
+      </w:pPr>
+    </w:p>
     <w:p>
       <w:pPr>
         <w:pStyle w:val="Heading1"/>
@@ -2400,18 +2544,10 @@
         <w:pStyle w:val="ListParagraph"/>
         <w:numPr>
           <w:ilvl w:val="0"/>
-          <w:numId w:val="3"/>
+          <w:numId w:val="2"/>
         </w:numPr>
         <w:spacing w:after="70" w:line="290"/>
       </w:pPr>
-      <w:r>
-        <w:rPr>
-          <w:rFonts w:ascii="Arial" w:cs="Arial" w:eastAsia="Arial" w:hAnsi="Arial"/>
-          <w:sz w:val="21"/>
-          <w:szCs w:val="21"/>
-        </w:rPr>
-        <w:t xml:space="preserve"/>
-      </w:r>
       <w:r>
         <w:rPr>
           <w:rFonts w:ascii="Arial" w:cs="Arial" w:eastAsia="Arial" w:hAnsi="Arial"/>
@@ -2428,7 +2564,25 @@
           <w:sz w:val="21"/>
           <w:szCs w:val="21"/>
         </w:rPr>
-        <w:t xml:space="preserve"> quyết định giá bán: Khách lẻ → Giá lẻ; Khách sỉ → Giá sỉ; Dropship → Giá dropship.</w:t>
+        <w:t xml:space="preserve"> quyết định giá bán: Khách lẻ → Giá lẻ; Khách sỉ → Giá sỉ; Dropship → Giá dropship. Khách gán </w:t>
+      </w:r>
+      <w:r>
+        <w:rPr>
+          <w:rFonts w:ascii="Arial" w:cs="Arial" w:eastAsia="Arial" w:hAnsi="Arial"/>
+          <w:b/>
+          <w:bCs/>
+          <w:sz w:val="21"/>
+          <w:szCs w:val="21"/>
+        </w:rPr>
+        <w:t xml:space="preserve">bảng giá riêng</w:t>
+      </w:r>
+      <w:r>
+        <w:rPr>
+          <w:rFonts w:ascii="Arial" w:cs="Arial" w:eastAsia="Arial" w:hAnsi="Arial"/>
+          <w:sz w:val="21"/>
+          <w:szCs w:val="21"/>
+        </w:rPr>
+        <w:t xml:space="preserve"> (ATL-29): mặt hàng có trong bảng dùng giá của bảng, mặt hàng khác vẫn theo loại khách; bảng ngừng dùng thì về giá theo loại khách.</w:t>
       </w:r>
     </w:p>
     <w:p>
@@ -2436,18 +2590,38 @@
         <w:pStyle w:val="ListParagraph"/>
         <w:numPr>
           <w:ilvl w:val="0"/>
-          <w:numId w:val="3"/>
+          <w:numId w:val="2"/>
         </w:numPr>
         <w:spacing w:after="70" w:line="290"/>
       </w:pPr>
       <w:r>
         <w:rPr>
           <w:rFonts w:ascii="Arial" w:cs="Arial" w:eastAsia="Arial" w:hAnsi="Arial"/>
+          <w:b/>
+          <w:bCs/>
           <w:sz w:val="21"/>
           <w:szCs w:val="21"/>
         </w:rPr>
-        <w:t xml:space="preserve"/>
+        <w:t xml:space="preserve">Hạn mức công nợ</w:t>
       </w:r>
+      <w:r>
+        <w:rPr>
+          <w:rFonts w:ascii="Arial" w:cs="Arial" w:eastAsia="Arial" w:hAnsi="Arial"/>
+          <w:sz w:val="21"/>
+          <w:szCs w:val="21"/>
+        </w:rPr>
+        <w:t xml:space="preserve"> (0 = không giới hạn): đơn bán làm tổng nợ của khách vượt mức bị chặn; người có quyền Điều chỉnh công nợ được cho qua ("Vẫn lưu đơn (vượt hạn mức)"). Máy chủ khoá dòng khách khi kiểm nên hai đơn lưu cùng lúc không cùng lọt.</w:t>
+      </w:r>
+    </w:p>
+    <w:p>
+      <w:pPr>
+        <w:pStyle w:val="ListParagraph"/>
+        <w:numPr>
+          <w:ilvl w:val="0"/>
+          <w:numId w:val="2"/>
+        </w:numPr>
+        <w:spacing w:after="70" w:line="290"/>
+      </w:pPr>
       <w:r>
         <w:rPr>
           <w:rFonts w:ascii="Arial" w:cs="Arial" w:eastAsia="Arial" w:hAnsi="Arial"/>
@@ -2472,7 +2646,7 @@
         <w:pStyle w:val="ListParagraph"/>
         <w:numPr>
           <w:ilvl w:val="0"/>
-          <w:numId w:val="3"/>
+          <w:numId w:val="2"/>
         </w:numPr>
         <w:spacing w:after="70" w:line="290"/>
       </w:pPr>
@@ -2490,7 +2664,7 @@
         <w:pStyle w:val="ListParagraph"/>
         <w:numPr>
           <w:ilvl w:val="0"/>
-          <w:numId w:val="3"/>
+          <w:numId w:val="2"/>
         </w:numPr>
         <w:spacing w:after="70" w:line="290"/>
       </w:pPr>
@@ -2526,7 +2700,7 @@
         <w:pStyle w:val="ListParagraph"/>
         <w:numPr>
           <w:ilvl w:val="0"/>
-          <w:numId w:val="3"/>
+          <w:numId w:val="2"/>
         </w:numPr>
         <w:spacing w:after="70" w:line="290"/>
       </w:pPr>
@@ -2544,7 +2718,7 @@
         <w:pStyle w:val="ListParagraph"/>
         <w:numPr>
           <w:ilvl w:val="0"/>
-          <w:numId w:val="3"/>
+          <w:numId w:val="2"/>
         </w:numPr>
         <w:spacing w:after="70" w:line="290"/>
       </w:pPr>
@@ -2562,7 +2736,7 @@
         <w:pStyle w:val="ListParagraph"/>
         <w:numPr>
           <w:ilvl w:val="0"/>
-          <w:numId w:val="3"/>
+          <w:numId w:val="2"/>
         </w:numPr>
         <w:spacing w:after="70" w:line="290"/>
       </w:pPr>
@@ -2573,6 +2747,24 @@
           <w:szCs w:val="21"/>
         </w:rPr>
         <w:t xml:space="preserve">Khách đã ngừng theo dõi không xuất hiện ở báo cáo Khách ngừng mua.</w:t>
+      </w:r>
+    </w:p>
+    <w:p>
+      <w:pPr>
+        <w:pStyle w:val="ListParagraph"/>
+        <w:numPr>
+          <w:ilvl w:val="0"/>
+          <w:numId w:val="2"/>
+        </w:numPr>
+        <w:spacing w:after="70" w:line="290"/>
+      </w:pPr>
+      <w:r>
+        <w:rPr>
+          <w:rFonts w:ascii="Arial" w:cs="Arial" w:eastAsia="Arial" w:hAnsi="Arial"/>
+          <w:sz w:val="21"/>
+          <w:szCs w:val="21"/>
+        </w:rPr>
+        <w:t xml:space="preserve">Kiểm tra định dạng: CCCD 12 số (hoặc CMND 9 số); MST 10 số (chi nhánh 10 số + "-" + 3 số); điện thoại 8–15 chữ số; số ngày được nợ 0–365.</w:t>
       </w:r>
     </w:p>
     <w:p>
@@ -2606,9 +2798,9 @@
         </w:tblBorders>
       </w:tblPr>
       <w:tblGrid>
-        <w:gridCol w:w="2409"/>
-        <w:gridCol w:w="2007"/>
-        <w:gridCol w:w="5222"/>
+        <w:gridCol w:w="3391"/>
+        <w:gridCol w:w="1373"/>
+        <w:gridCol w:w="4874"/>
       </w:tblGrid>
       <w:tr>
         <w:trPr>
@@ -2617,7 +2809,7 @@
         </w:trPr>
         <w:tc>
           <w:tcPr>
-            <w:tcW w:type="dxa" w:w="2409"/>
+            <w:tcW w:type="dxa" w:w="3391"/>
             <w:tcBorders>
               <w:top w:val="single" w:color="A6A6A6" w:sz="4"/>
               <w:left w:val="single" w:color="A6A6A6" w:sz="4"/>
@@ -2651,7 +2843,7 @@
         </w:tc>
         <w:tc>
           <w:tcPr>
-            <w:tcW w:type="dxa" w:w="2007"/>
+            <w:tcW w:type="dxa" w:w="1373"/>
             <w:tcBorders>
               <w:top w:val="single" w:color="A6A6A6" w:sz="4"/>
               <w:left w:val="single" w:color="A6A6A6" w:sz="4"/>
@@ -2685,7 +2877,7 @@
         </w:tc>
         <w:tc>
           <w:tcPr>
-            <w:tcW w:type="dxa" w:w="5222"/>
+            <w:tcW w:type="dxa" w:w="4874"/>
             <w:tcBorders>
               <w:top w:val="single" w:color="A6A6A6" w:sz="4"/>
               <w:left w:val="single" w:color="A6A6A6" w:sz="4"/>
@@ -2724,7 +2916,7 @@
         </w:trPr>
         <w:tc>
           <w:tcPr>
-            <w:tcW w:type="dxa" w:w="2409"/>
+            <w:tcW w:type="dxa" w:w="3391"/>
             <w:tcBorders>
               <w:top w:val="single" w:color="A6A6A6" w:sz="4"/>
               <w:left w:val="single" w:color="A6A6A6" w:sz="4"/>
@@ -2755,7 +2947,7 @@
         </w:tc>
         <w:tc>
           <w:tcPr>
-            <w:tcW w:type="dxa" w:w="2007"/>
+            <w:tcW w:type="dxa" w:w="1373"/>
             <w:tcBorders>
               <w:top w:val="single" w:color="A6A6A6" w:sz="4"/>
               <w:left w:val="single" w:color="A6A6A6" w:sz="4"/>
@@ -2786,7 +2978,7 @@
         </w:tc>
         <w:tc>
           <w:tcPr>
-            <w:tcW w:type="dxa" w:w="5222"/>
+            <w:tcW w:type="dxa" w:w="4874"/>
             <w:tcBorders>
               <w:top w:val="single" w:color="A6A6A6" w:sz="4"/>
               <w:left w:val="single" w:color="A6A6A6" w:sz="4"/>
@@ -2822,7 +3014,7 @@
         </w:trPr>
         <w:tc>
           <w:tcPr>
-            <w:tcW w:type="dxa" w:w="2409"/>
+            <w:tcW w:type="dxa" w:w="3391"/>
             <w:tcBorders>
               <w:top w:val="single" w:color="A6A6A6" w:sz="4"/>
               <w:left w:val="single" w:color="A6A6A6" w:sz="4"/>
@@ -2853,7 +3045,7 @@
         </w:tc>
         <w:tc>
           <w:tcPr>
-            <w:tcW w:type="dxa" w:w="2007"/>
+            <w:tcW w:type="dxa" w:w="1373"/>
             <w:tcBorders>
               <w:top w:val="single" w:color="A6A6A6" w:sz="4"/>
               <w:left w:val="single" w:color="A6A6A6" w:sz="4"/>
@@ -2884,7 +3076,7 @@
         </w:tc>
         <w:tc>
           <w:tcPr>
-            <w:tcW w:type="dxa" w:w="5222"/>
+            <w:tcW w:type="dxa" w:w="4874"/>
             <w:tcBorders>
               <w:top w:val="single" w:color="A6A6A6" w:sz="4"/>
               <w:left w:val="single" w:color="A6A6A6" w:sz="4"/>
@@ -2920,7 +3112,7 @@
         </w:trPr>
         <w:tc>
           <w:tcPr>
-            <w:tcW w:type="dxa" w:w="2409"/>
+            <w:tcW w:type="dxa" w:w="3391"/>
             <w:tcBorders>
               <w:top w:val="single" w:color="A6A6A6" w:sz="4"/>
               <w:left w:val="single" w:color="A6A6A6" w:sz="4"/>
@@ -2951,7 +3143,7 @@
         </w:tc>
         <w:tc>
           <w:tcPr>
-            <w:tcW w:type="dxa" w:w="2007"/>
+            <w:tcW w:type="dxa" w:w="1373"/>
             <w:tcBorders>
               <w:top w:val="single" w:color="A6A6A6" w:sz="4"/>
               <w:left w:val="single" w:color="A6A6A6" w:sz="4"/>
@@ -2982,7 +3174,7 @@
         </w:tc>
         <w:tc>
           <w:tcPr>
-            <w:tcW w:type="dxa" w:w="5222"/>
+            <w:tcW w:type="dxa" w:w="4874"/>
             <w:tcBorders>
               <w:top w:val="single" w:color="A6A6A6" w:sz="4"/>
               <w:left w:val="single" w:color="A6A6A6" w:sz="4"/>
@@ -3018,7 +3210,7 @@
         </w:trPr>
         <w:tc>
           <w:tcPr>
-            <w:tcW w:type="dxa" w:w="2409"/>
+            <w:tcW w:type="dxa" w:w="3391"/>
             <w:tcBorders>
               <w:top w:val="single" w:color="A6A6A6" w:sz="4"/>
               <w:left w:val="single" w:color="A6A6A6" w:sz="4"/>
@@ -3049,7 +3241,7 @@
         </w:tc>
         <w:tc>
           <w:tcPr>
-            <w:tcW w:type="dxa" w:w="2007"/>
+            <w:tcW w:type="dxa" w:w="1373"/>
             <w:tcBorders>
               <w:top w:val="single" w:color="A6A6A6" w:sz="4"/>
               <w:left w:val="single" w:color="A6A6A6" w:sz="4"/>
@@ -3080,7 +3272,7 @@
         </w:tc>
         <w:tc>
           <w:tcPr>
-            <w:tcW w:type="dxa" w:w="5222"/>
+            <w:tcW w:type="dxa" w:w="4874"/>
             <w:tcBorders>
               <w:top w:val="single" w:color="A6A6A6" w:sz="4"/>
               <w:left w:val="single" w:color="A6A6A6" w:sz="4"/>
@@ -3116,94 +3308,94 @@
         </w:trPr>
         <w:tc>
           <w:tcPr>
-            <w:tcW w:type="dxa" w:w="2409"/>
-            <w:tcBorders>
-              <w:top w:val="single" w:color="A6A6A6" w:sz="4"/>
-              <w:left w:val="single" w:color="A6A6A6" w:sz="4"/>
-              <w:bottom w:val="single" w:color="A6A6A6" w:sz="4"/>
-              <w:right w:val="single" w:color="A6A6A6" w:sz="4"/>
-            </w:tcBorders>
-            <w:tcMar>
-              <w:top w:type="dxa" w:w="60"/>
-              <w:left w:type="dxa" w:w="100"/>
-              <w:bottom w:type="dxa" w:w="60"/>
-              <w:right w:type="dxa" w:w="100"/>
-            </w:tcMar>
-            <w:vAlign w:val="top"/>
-          </w:tcPr>
-          <w:p>
-            <w:pPr>
-              <w:spacing w:after="20" w:line="270"/>
-            </w:pPr>
-            <w:r>
-              <w:rPr>
-                <w:rFonts w:ascii="Arial" w:cs="Arial" w:eastAsia="Arial" w:hAnsi="Arial"/>
-                <w:sz w:val="19"/>
-                <w:szCs w:val="19"/>
-              </w:rPr>
-              <w:t xml:space="preserve">addresses[]</w:t>
-            </w:r>
-          </w:p>
-        </w:tc>
-        <w:tc>
-          <w:tcPr>
-            <w:tcW w:type="dxa" w:w="2007"/>
-            <w:tcBorders>
-              <w:top w:val="single" w:color="A6A6A6" w:sz="4"/>
-              <w:left w:val="single" w:color="A6A6A6" w:sz="4"/>
-              <w:bottom w:val="single" w:color="A6A6A6" w:sz="4"/>
-              <w:right w:val="single" w:color="A6A6A6" w:sz="4"/>
-            </w:tcBorders>
-            <w:tcMar>
-              <w:top w:type="dxa" w:w="60"/>
-              <w:left w:type="dxa" w:w="100"/>
-              <w:bottom w:type="dxa" w:w="60"/>
-              <w:right w:type="dxa" w:w="100"/>
-            </w:tcMar>
-            <w:vAlign w:val="top"/>
-          </w:tcPr>
-          <w:p>
-            <w:pPr>
-              <w:spacing w:after="20" w:line="270"/>
-            </w:pPr>
-            <w:r>
-              <w:rPr>
-                <w:rFonts w:ascii="Arial" w:cs="Arial" w:eastAsia="Arial" w:hAnsi="Arial"/>
-                <w:sz w:val="19"/>
-                <w:szCs w:val="19"/>
-              </w:rPr>
-              <w:t xml:space="preserve">Danh sách</w:t>
-            </w:r>
-          </w:p>
-        </w:tc>
-        <w:tc>
-          <w:tcPr>
-            <w:tcW w:type="dxa" w:w="5222"/>
-            <w:tcBorders>
-              <w:top w:val="single" w:color="A6A6A6" w:sz="4"/>
-              <w:left w:val="single" w:color="A6A6A6" w:sz="4"/>
-              <w:bottom w:val="single" w:color="A6A6A6" w:sz="4"/>
-              <w:right w:val="single" w:color="A6A6A6" w:sz="4"/>
-            </w:tcBorders>
-            <w:tcMar>
-              <w:top w:type="dxa" w:w="60"/>
-              <w:left w:type="dxa" w:w="100"/>
-              <w:bottom w:type="dxa" w:w="60"/>
-              <w:right w:type="dxa" w:w="100"/>
-            </w:tcMar>
-            <w:vAlign w:val="top"/>
-          </w:tcPr>
-          <w:p>
-            <w:pPr>
-              <w:spacing w:after="20" w:line="270"/>
-            </w:pPr>
-            <w:r>
-              <w:rPr>
-                <w:rFonts w:ascii="Arial" w:cs="Arial" w:eastAsia="Arial" w:hAnsi="Arial"/>
-                <w:sz w:val="19"/>
-                <w:szCs w:val="19"/>
-              </w:rPr>
-              <w:t xml:space="preserve">Địa chỉ giao, có cờ mặc định.</w:t>
+            <w:tcW w:type="dxa" w:w="3391"/>
+            <w:tcBorders>
+              <w:top w:val="single" w:color="A6A6A6" w:sz="4"/>
+              <w:left w:val="single" w:color="A6A6A6" w:sz="4"/>
+              <w:bottom w:val="single" w:color="A6A6A6" w:sz="4"/>
+              <w:right w:val="single" w:color="A6A6A6" w:sz="4"/>
+            </w:tcBorders>
+            <w:tcMar>
+              <w:top w:type="dxa" w:w="60"/>
+              <w:left w:type="dxa" w:w="100"/>
+              <w:bottom w:type="dxa" w:w="60"/>
+              <w:right w:type="dxa" w:w="100"/>
+            </w:tcMar>
+            <w:vAlign w:val="top"/>
+          </w:tcPr>
+          <w:p>
+            <w:pPr>
+              <w:spacing w:after="20" w:line="270"/>
+            </w:pPr>
+            <w:r>
+              <w:rPr>
+                <w:rFonts w:ascii="Arial" w:cs="Arial" w:eastAsia="Arial" w:hAnsi="Arial"/>
+                <w:sz w:val="19"/>
+                <w:szCs w:val="19"/>
+              </w:rPr>
+              <w:t xml:space="preserve">creditLimit</w:t>
+            </w:r>
+          </w:p>
+        </w:tc>
+        <w:tc>
+          <w:tcPr>
+            <w:tcW w:type="dxa" w:w="1373"/>
+            <w:tcBorders>
+              <w:top w:val="single" w:color="A6A6A6" w:sz="4"/>
+              <w:left w:val="single" w:color="A6A6A6" w:sz="4"/>
+              <w:bottom w:val="single" w:color="A6A6A6" w:sz="4"/>
+              <w:right w:val="single" w:color="A6A6A6" w:sz="4"/>
+            </w:tcBorders>
+            <w:tcMar>
+              <w:top w:type="dxa" w:w="60"/>
+              <w:left w:type="dxa" w:w="100"/>
+              <w:bottom w:type="dxa" w:w="60"/>
+              <w:right w:type="dxa" w:w="100"/>
+            </w:tcMar>
+            <w:vAlign w:val="top"/>
+          </w:tcPr>
+          <w:p>
+            <w:pPr>
+              <w:spacing w:after="20" w:line="270"/>
+            </w:pPr>
+            <w:r>
+              <w:rPr>
+                <w:rFonts w:ascii="Arial" w:cs="Arial" w:eastAsia="Arial" w:hAnsi="Arial"/>
+                <w:sz w:val="19"/>
+                <w:szCs w:val="19"/>
+              </w:rPr>
+              <w:t xml:space="preserve">Số (₫)</w:t>
+            </w:r>
+          </w:p>
+        </w:tc>
+        <w:tc>
+          <w:tcPr>
+            <w:tcW w:type="dxa" w:w="4874"/>
+            <w:tcBorders>
+              <w:top w:val="single" w:color="A6A6A6" w:sz="4"/>
+              <w:left w:val="single" w:color="A6A6A6" w:sz="4"/>
+              <w:bottom w:val="single" w:color="A6A6A6" w:sz="4"/>
+              <w:right w:val="single" w:color="A6A6A6" w:sz="4"/>
+            </w:tcBorders>
+            <w:tcMar>
+              <w:top w:type="dxa" w:w="60"/>
+              <w:left w:type="dxa" w:w="100"/>
+              <w:bottom w:type="dxa" w:w="60"/>
+              <w:right w:type="dxa" w:w="100"/>
+            </w:tcMar>
+            <w:vAlign w:val="top"/>
+          </w:tcPr>
+          <w:p>
+            <w:pPr>
+              <w:spacing w:after="20" w:line="270"/>
+            </w:pPr>
+            <w:r>
+              <w:rPr>
+                <w:rFonts w:ascii="Arial" w:cs="Arial" w:eastAsia="Arial" w:hAnsi="Arial"/>
+                <w:sz w:val="19"/>
+                <w:szCs w:val="19"/>
+              </w:rPr>
+              <w:t xml:space="preserve">Hạn mức công nợ; 0 = không giới hạn.</w:t>
             </w:r>
           </w:p>
         </w:tc>
@@ -3214,7 +3406,203 @@
         </w:trPr>
         <w:tc>
           <w:tcPr>
-            <w:tcW w:type="dxa" w:w="2409"/>
+            <w:tcW w:type="dxa" w:w="3391"/>
+            <w:tcBorders>
+              <w:top w:val="single" w:color="A6A6A6" w:sz="4"/>
+              <w:left w:val="single" w:color="A6A6A6" w:sz="4"/>
+              <w:bottom w:val="single" w:color="A6A6A6" w:sz="4"/>
+              <w:right w:val="single" w:color="A6A6A6" w:sz="4"/>
+            </w:tcBorders>
+            <w:tcMar>
+              <w:top w:type="dxa" w:w="60"/>
+              <w:left w:type="dxa" w:w="100"/>
+              <w:bottom w:type="dxa" w:w="60"/>
+              <w:right w:type="dxa" w:w="100"/>
+            </w:tcMar>
+            <w:vAlign w:val="top"/>
+          </w:tcPr>
+          <w:p>
+            <w:pPr>
+              <w:spacing w:after="20" w:line="270"/>
+            </w:pPr>
+            <w:r>
+              <w:rPr>
+                <w:rFonts w:ascii="Arial" w:cs="Arial" w:eastAsia="Arial" w:hAnsi="Arial"/>
+                <w:sz w:val="19"/>
+                <w:szCs w:val="19"/>
+              </w:rPr>
+              <w:t xml:space="preserve">priceListId</w:t>
+            </w:r>
+          </w:p>
+        </w:tc>
+        <w:tc>
+          <w:tcPr>
+            <w:tcW w:type="dxa" w:w="1373"/>
+            <w:tcBorders>
+              <w:top w:val="single" w:color="A6A6A6" w:sz="4"/>
+              <w:left w:val="single" w:color="A6A6A6" w:sz="4"/>
+              <w:bottom w:val="single" w:color="A6A6A6" w:sz="4"/>
+              <w:right w:val="single" w:color="A6A6A6" w:sz="4"/>
+            </w:tcBorders>
+            <w:tcMar>
+              <w:top w:type="dxa" w:w="60"/>
+              <w:left w:type="dxa" w:w="100"/>
+              <w:bottom w:type="dxa" w:w="60"/>
+              <w:right w:type="dxa" w:w="100"/>
+            </w:tcMar>
+            <w:vAlign w:val="top"/>
+          </w:tcPr>
+          <w:p>
+            <w:pPr>
+              <w:spacing w:after="20" w:line="270"/>
+            </w:pPr>
+            <w:r>
+              <w:rPr>
+                <w:rFonts w:ascii="Arial" w:cs="Arial" w:eastAsia="Arial" w:hAnsi="Arial"/>
+                <w:sz w:val="19"/>
+                <w:szCs w:val="19"/>
+              </w:rPr>
+              <w:t xml:space="preserve">Mã</w:t>
+            </w:r>
+          </w:p>
+        </w:tc>
+        <w:tc>
+          <w:tcPr>
+            <w:tcW w:type="dxa" w:w="4874"/>
+            <w:tcBorders>
+              <w:top w:val="single" w:color="A6A6A6" w:sz="4"/>
+              <w:left w:val="single" w:color="A6A6A6" w:sz="4"/>
+              <w:bottom w:val="single" w:color="A6A6A6" w:sz="4"/>
+              <w:right w:val="single" w:color="A6A6A6" w:sz="4"/>
+            </w:tcBorders>
+            <w:tcMar>
+              <w:top w:type="dxa" w:w="60"/>
+              <w:left w:type="dxa" w:w="100"/>
+              <w:bottom w:type="dxa" w:w="60"/>
+              <w:right w:type="dxa" w:w="100"/>
+            </w:tcMar>
+            <w:vAlign w:val="top"/>
+          </w:tcPr>
+          <w:p>
+            <w:pPr>
+              <w:spacing w:after="20" w:line="270"/>
+            </w:pPr>
+            <w:r>
+              <w:rPr>
+                <w:rFonts w:ascii="Arial" w:cs="Arial" w:eastAsia="Arial" w:hAnsi="Arial"/>
+                <w:sz w:val="19"/>
+                <w:szCs w:val="19"/>
+              </w:rPr>
+              <w:t xml:space="preserve">Bảng giá riêng; trống = giá theo loại khách.</w:t>
+            </w:r>
+          </w:p>
+        </w:tc>
+      </w:tr>
+      <w:tr>
+        <w:trPr>
+          <w:cantSplit/>
+        </w:trPr>
+        <w:tc>
+          <w:tcPr>
+            <w:tcW w:type="dxa" w:w="3391"/>
+            <w:tcBorders>
+              <w:top w:val="single" w:color="A6A6A6" w:sz="4"/>
+              <w:left w:val="single" w:color="A6A6A6" w:sz="4"/>
+              <w:bottom w:val="single" w:color="A6A6A6" w:sz="4"/>
+              <w:right w:val="single" w:color="A6A6A6" w:sz="4"/>
+            </w:tcBorders>
+            <w:tcMar>
+              <w:top w:type="dxa" w:w="60"/>
+              <w:left w:type="dxa" w:w="100"/>
+              <w:bottom w:type="dxa" w:w="60"/>
+              <w:right w:type="dxa" w:w="100"/>
+            </w:tcMar>
+            <w:vAlign w:val="top"/>
+          </w:tcPr>
+          <w:p>
+            <w:pPr>
+              <w:spacing w:after="20" w:line="270"/>
+            </w:pPr>
+            <w:r>
+              <w:rPr>
+                <w:rFonts w:ascii="Arial" w:cs="Arial" w:eastAsia="Arial" w:hAnsi="Arial"/>
+                <w:sz w:val="19"/>
+                <w:szCs w:val="19"/>
+              </w:rPr>
+              <w:t xml:space="preserve">addresses[]</w:t>
+            </w:r>
+          </w:p>
+        </w:tc>
+        <w:tc>
+          <w:tcPr>
+            <w:tcW w:type="dxa" w:w="1373"/>
+            <w:tcBorders>
+              <w:top w:val="single" w:color="A6A6A6" w:sz="4"/>
+              <w:left w:val="single" w:color="A6A6A6" w:sz="4"/>
+              <w:bottom w:val="single" w:color="A6A6A6" w:sz="4"/>
+              <w:right w:val="single" w:color="A6A6A6" w:sz="4"/>
+            </w:tcBorders>
+            <w:tcMar>
+              <w:top w:type="dxa" w:w="60"/>
+              <w:left w:type="dxa" w:w="100"/>
+              <w:bottom w:type="dxa" w:w="60"/>
+              <w:right w:type="dxa" w:w="100"/>
+            </w:tcMar>
+            <w:vAlign w:val="top"/>
+          </w:tcPr>
+          <w:p>
+            <w:pPr>
+              <w:spacing w:after="20" w:line="270"/>
+            </w:pPr>
+            <w:r>
+              <w:rPr>
+                <w:rFonts w:ascii="Arial" w:cs="Arial" w:eastAsia="Arial" w:hAnsi="Arial"/>
+                <w:sz w:val="19"/>
+                <w:szCs w:val="19"/>
+              </w:rPr>
+              <w:t xml:space="preserve">Danh sách</w:t>
+            </w:r>
+          </w:p>
+        </w:tc>
+        <w:tc>
+          <w:tcPr>
+            <w:tcW w:type="dxa" w:w="4874"/>
+            <w:tcBorders>
+              <w:top w:val="single" w:color="A6A6A6" w:sz="4"/>
+              <w:left w:val="single" w:color="A6A6A6" w:sz="4"/>
+              <w:bottom w:val="single" w:color="A6A6A6" w:sz="4"/>
+              <w:right w:val="single" w:color="A6A6A6" w:sz="4"/>
+            </w:tcBorders>
+            <w:tcMar>
+              <w:top w:type="dxa" w:w="60"/>
+              <w:left w:type="dxa" w:w="100"/>
+              <w:bottom w:type="dxa" w:w="60"/>
+              <w:right w:type="dxa" w:w="100"/>
+            </w:tcMar>
+            <w:vAlign w:val="top"/>
+          </w:tcPr>
+          <w:p>
+            <w:pPr>
+              <w:spacing w:after="20" w:line="270"/>
+            </w:pPr>
+            <w:r>
+              <w:rPr>
+                <w:rFonts w:ascii="Arial" w:cs="Arial" w:eastAsia="Arial" w:hAnsi="Arial"/>
+                <w:sz w:val="19"/>
+                <w:szCs w:val="19"/>
+              </w:rPr>
+              <w:t xml:space="preserve">Địa chỉ giao, có cờ mặc định.</w:t>
+            </w:r>
+          </w:p>
+        </w:tc>
+      </w:tr>
+      <w:tr>
+        <w:trPr>
+          <w:cantSplit/>
+        </w:trPr>
+        <w:tc>
+          <w:tcPr>
+            <w:tcW w:type="dxa" w:w="3391"/>
             <w:tcBorders>
               <w:top w:val="single" w:color="A6A6A6" w:sz="4"/>
               <w:left w:val="single" w:color="A6A6A6" w:sz="4"/>
@@ -3245,7 +3633,7 @@
         </w:tc>
         <w:tc>
           <w:tcPr>
-            <w:tcW w:type="dxa" w:w="2007"/>
+            <w:tcW w:type="dxa" w:w="1373"/>
             <w:tcBorders>
               <w:top w:val="single" w:color="A6A6A6" w:sz="4"/>
               <w:left w:val="single" w:color="A6A6A6" w:sz="4"/>
@@ -3276,7 +3664,7 @@
         </w:tc>
         <w:tc>
           <w:tcPr>
-            <w:tcW w:type="dxa" w:w="5222"/>
+            <w:tcW w:type="dxa" w:w="4874"/>
             <w:tcBorders>
               <w:top w:val="single" w:color="A6A6A6" w:sz="4"/>
               <w:left w:val="single" w:color="A6A6A6" w:sz="4"/>
@@ -3307,6 +3695,11 @@
         </w:tc>
       </w:tr>
     </w:tbl>
+    <w:p>
+      <w:pPr>
+        <w:spacing w:after="60"/>
+      </w:pPr>
+    </w:p>
     <w:p>
       <w:pPr>
         <w:pStyle w:val="Heading1"/>
@@ -3338,8 +3731,8 @@
         </w:tblBorders>
       </w:tblPr>
       <w:tblGrid>
-        <w:gridCol w:w="2610"/>
-        <w:gridCol w:w="7028"/>
+        <w:gridCol w:w="3703"/>
+        <w:gridCol w:w="5935"/>
       </w:tblGrid>
       <w:tr>
         <w:trPr>
@@ -3348,7 +3741,7 @@
         </w:trPr>
         <w:tc>
           <w:tcPr>
-            <w:tcW w:type="dxa" w:w="2610"/>
+            <w:tcW w:type="dxa" w:w="3703"/>
             <w:tcBorders>
               <w:top w:val="single" w:color="A6A6A6" w:sz="4"/>
               <w:left w:val="single" w:color="A6A6A6" w:sz="4"/>
@@ -3382,7 +3775,7 @@
         </w:tc>
         <w:tc>
           <w:tcPr>
-            <w:tcW w:type="dxa" w:w="7028"/>
+            <w:tcW w:type="dxa" w:w="5935"/>
             <w:tcBorders>
               <w:top w:val="single" w:color="A6A6A6" w:sz="4"/>
               <w:left w:val="single" w:color="A6A6A6" w:sz="4"/>
@@ -3421,7 +3814,7 @@
         </w:trPr>
         <w:tc>
           <w:tcPr>
-            <w:tcW w:type="dxa" w:w="2610"/>
+            <w:tcW w:type="dxa" w:w="3703"/>
             <w:tcBorders>
               <w:top w:val="single" w:color="A6A6A6" w:sz="4"/>
               <w:left w:val="single" w:color="A6A6A6" w:sz="4"/>
@@ -3452,7 +3845,7 @@
         </w:tc>
         <w:tc>
           <w:tcPr>
-            <w:tcW w:type="dxa" w:w="7028"/>
+            <w:tcW w:type="dxa" w:w="5935"/>
             <w:tcBorders>
               <w:top w:val="single" w:color="A6A6A6" w:sz="4"/>
               <w:left w:val="single" w:color="A6A6A6" w:sz="4"/>
@@ -3488,7 +3881,7 @@
         </w:trPr>
         <w:tc>
           <w:tcPr>
-            <w:tcW w:type="dxa" w:w="2610"/>
+            <w:tcW w:type="dxa" w:w="3703"/>
             <w:tcBorders>
               <w:top w:val="single" w:color="A6A6A6" w:sz="4"/>
               <w:left w:val="single" w:color="A6A6A6" w:sz="4"/>
@@ -3519,7 +3912,7 @@
         </w:tc>
         <w:tc>
           <w:tcPr>
-            <w:tcW w:type="dxa" w:w="7028"/>
+            <w:tcW w:type="dxa" w:w="5935"/>
             <w:tcBorders>
               <w:top w:val="single" w:color="A6A6A6" w:sz="4"/>
               <w:left w:val="single" w:color="A6A6A6" w:sz="4"/>
@@ -3555,7 +3948,7 @@
         </w:trPr>
         <w:tc>
           <w:tcPr>
-            <w:tcW w:type="dxa" w:w="2610"/>
+            <w:tcW w:type="dxa" w:w="3703"/>
             <w:tcBorders>
               <w:top w:val="single" w:color="A6A6A6" w:sz="4"/>
               <w:left w:val="single" w:color="A6A6A6" w:sz="4"/>
@@ -3586,7 +3979,7 @@
         </w:tc>
         <w:tc>
           <w:tcPr>
-            <w:tcW w:type="dxa" w:w="7028"/>
+            <w:tcW w:type="dxa" w:w="5935"/>
             <w:tcBorders>
               <w:top w:val="single" w:color="A6A6A6" w:sz="4"/>
               <w:left w:val="single" w:color="A6A6A6" w:sz="4"/>
@@ -3612,11 +4005,150 @@
                 <w:szCs w:val="19"/>
               </w:rPr>
               <w:t xml:space="preserve">Gắn thẻ cho khách.</w:t>
+            </w:r>
+          </w:p>
+        </w:tc>
+      </w:tr>
+      <w:tr>
+        <w:trPr>
+          <w:cantSplit/>
+        </w:trPr>
+        <w:tc>
+          <w:tcPr>
+            <w:tcW w:type="dxa" w:w="3703"/>
+            <w:tcBorders>
+              <w:top w:val="single" w:color="A6A6A6" w:sz="4"/>
+              <w:left w:val="single" w:color="A6A6A6" w:sz="4"/>
+              <w:bottom w:val="single" w:color="A6A6A6" w:sz="4"/>
+              <w:right w:val="single" w:color="A6A6A6" w:sz="4"/>
+            </w:tcBorders>
+            <w:tcMar>
+              <w:top w:type="dxa" w:w="60"/>
+              <w:left w:type="dxa" w:w="100"/>
+              <w:bottom w:type="dxa" w:w="60"/>
+              <w:right w:type="dxa" w:w="100"/>
+            </w:tcMar>
+            <w:vAlign w:val="top"/>
+          </w:tcPr>
+          <w:p>
+            <w:pPr>
+              <w:spacing w:after="20" w:line="270"/>
+            </w:pPr>
+            <w:r>
+              <w:rPr>
+                <w:rFonts w:ascii="Arial" w:cs="Arial" w:eastAsia="Arial" w:hAnsi="Arial"/>
+                <w:sz w:val="19"/>
+                <w:szCs w:val="19"/>
+              </w:rPr>
+              <w:t xml:space="preserve">Bảng giá (ATL-29), Khuyến mãi (ATL-30)</w:t>
+            </w:r>
+          </w:p>
+        </w:tc>
+        <w:tc>
+          <w:tcPr>
+            <w:tcW w:type="dxa" w:w="5935"/>
+            <w:tcBorders>
+              <w:top w:val="single" w:color="A6A6A6" w:sz="4"/>
+              <w:left w:val="single" w:color="A6A6A6" w:sz="4"/>
+              <w:bottom w:val="single" w:color="A6A6A6" w:sz="4"/>
+              <w:right w:val="single" w:color="A6A6A6" w:sz="4"/>
+            </w:tcBorders>
+            <w:tcMar>
+              <w:top w:type="dxa" w:w="60"/>
+              <w:left w:type="dxa" w:w="100"/>
+              <w:bottom w:type="dxa" w:w="60"/>
+              <w:right w:type="dxa" w:w="100"/>
+            </w:tcMar>
+            <w:vAlign w:val="top"/>
+          </w:tcPr>
+          <w:p>
+            <w:pPr>
+              <w:spacing w:after="20" w:line="270"/>
+            </w:pPr>
+            <w:r>
+              <w:rPr>
+                <w:rFonts w:ascii="Arial" w:cs="Arial" w:eastAsia="Arial" w:hAnsi="Arial"/>
+                <w:sz w:val="19"/>
+                <w:szCs w:val="19"/>
+              </w:rPr>
+              <w:t xml:space="preserve">Bảng giá gán cho khách; khuyến mãi theo loại khách hoặc bảng giá.</w:t>
+            </w:r>
+          </w:p>
+        </w:tc>
+      </w:tr>
+      <w:tr>
+        <w:trPr>
+          <w:cantSplit/>
+        </w:trPr>
+        <w:tc>
+          <w:tcPr>
+            <w:tcW w:type="dxa" w:w="3703"/>
+            <w:tcBorders>
+              <w:top w:val="single" w:color="A6A6A6" w:sz="4"/>
+              <w:left w:val="single" w:color="A6A6A6" w:sz="4"/>
+              <w:bottom w:val="single" w:color="A6A6A6" w:sz="4"/>
+              <w:right w:val="single" w:color="A6A6A6" w:sz="4"/>
+            </w:tcBorders>
+            <w:tcMar>
+              <w:top w:type="dxa" w:w="60"/>
+              <w:left w:type="dxa" w:w="100"/>
+              <w:bottom w:type="dxa" w:w="60"/>
+              <w:right w:type="dxa" w:w="100"/>
+            </w:tcMar>
+            <w:vAlign w:val="top"/>
+          </w:tcPr>
+          <w:p>
+            <w:pPr>
+              <w:spacing w:after="20" w:line="270"/>
+            </w:pPr>
+            <w:r>
+              <w:rPr>
+                <w:rFonts w:ascii="Arial" w:cs="Arial" w:eastAsia="Arial" w:hAnsi="Arial"/>
+                <w:sz w:val="19"/>
+                <w:szCs w:val="19"/>
+              </w:rPr>
+              <w:t xml:space="preserve">Báo giá (ATL-28), Nhắc nợ (ATL-31)</w:t>
+            </w:r>
+          </w:p>
+        </w:tc>
+        <w:tc>
+          <w:tcPr>
+            <w:tcW w:type="dxa" w:w="5935"/>
+            <w:tcBorders>
+              <w:top w:val="single" w:color="A6A6A6" w:sz="4"/>
+              <w:left w:val="single" w:color="A6A6A6" w:sz="4"/>
+              <w:bottom w:val="single" w:color="A6A6A6" w:sz="4"/>
+              <w:right w:val="single" w:color="A6A6A6" w:sz="4"/>
+            </w:tcBorders>
+            <w:tcMar>
+              <w:top w:type="dxa" w:w="60"/>
+              <w:left w:type="dxa" w:w="100"/>
+              <w:bottom w:type="dxa" w:w="60"/>
+              <w:right w:type="dxa" w:w="100"/>
+            </w:tcMar>
+            <w:vAlign w:val="top"/>
+          </w:tcPr>
+          <w:p>
+            <w:pPr>
+              <w:spacing w:after="20" w:line="270"/>
+            </w:pPr>
+            <w:r>
+              <w:rPr>
+                <w:rFonts w:ascii="Arial" w:cs="Arial" w:eastAsia="Arial" w:hAnsi="Arial"/>
+                <w:sz w:val="19"/>
+                <w:szCs w:val="19"/>
+              </w:rPr>
+              <w:t xml:space="preserve">Báo giá gửi khách; nhắc nợ và thông báo công nợ.</w:t>
             </w:r>
           </w:p>
         </w:tc>
       </w:tr>
     </w:tbl>
+    <w:p>
+      <w:pPr>
+        <w:spacing w:after="60"/>
+      </w:pPr>
+    </w:p>
     <w:p>
       <w:pPr>
         <w:pStyle w:val="Heading1"/>
@@ -3648,8 +4180,8 @@
         </w:tblBorders>
       </w:tblPr>
       <w:tblGrid>
-        <w:gridCol w:w="3614"/>
-        <w:gridCol w:w="6024"/>
+        <w:gridCol w:w="2432"/>
+        <w:gridCol w:w="7206"/>
       </w:tblGrid>
       <w:tr>
         <w:trPr>
@@ -3658,7 +4190,7 @@
         </w:trPr>
         <w:tc>
           <w:tcPr>
-            <w:tcW w:type="dxa" w:w="3614"/>
+            <w:tcW w:type="dxa" w:w="2432"/>
             <w:tcBorders>
               <w:top w:val="single" w:color="A6A6A6" w:sz="4"/>
               <w:left w:val="single" w:color="A6A6A6" w:sz="4"/>
@@ -3692,7 +4224,7 @@
         </w:tc>
         <w:tc>
           <w:tcPr>
-            <w:tcW w:type="dxa" w:w="6024"/>
+            <w:tcW w:type="dxa" w:w="7206"/>
             <w:tcBorders>
               <w:top w:val="single" w:color="A6A6A6" w:sz="4"/>
               <w:left w:val="single" w:color="A6A6A6" w:sz="4"/>
@@ -3731,7 +4263,7 @@
         </w:trPr>
         <w:tc>
           <w:tcPr>
-            <w:tcW w:type="dxa" w:w="3614"/>
+            <w:tcW w:type="dxa" w:w="2432"/>
             <w:tcBorders>
               <w:top w:val="single" w:color="A6A6A6" w:sz="4"/>
               <w:left w:val="single" w:color="A6A6A6" w:sz="4"/>
@@ -3762,7 +4294,7 @@
         </w:tc>
         <w:tc>
           <w:tcPr>
-            <w:tcW w:type="dxa" w:w="6024"/>
+            <w:tcW w:type="dxa" w:w="7206"/>
             <w:tcBorders>
               <w:top w:val="single" w:color="A6A6A6" w:sz="4"/>
               <w:left w:val="single" w:color="A6A6A6" w:sz="4"/>
@@ -3798,7 +4330,74 @@
         </w:trPr>
         <w:tc>
           <w:tcPr>
-            <w:tcW w:type="dxa" w:w="3614"/>
+            <w:tcW w:type="dxa" w:w="2432"/>
+            <w:tcBorders>
+              <w:top w:val="single" w:color="A6A6A6" w:sz="4"/>
+              <w:left w:val="single" w:color="A6A6A6" w:sz="4"/>
+              <w:bottom w:val="single" w:color="A6A6A6" w:sz="4"/>
+              <w:right w:val="single" w:color="A6A6A6" w:sz="4"/>
+            </w:tcBorders>
+            <w:tcMar>
+              <w:top w:type="dxa" w:w="60"/>
+              <w:left w:type="dxa" w:w="100"/>
+              <w:bottom w:type="dxa" w:w="60"/>
+              <w:right w:type="dxa" w:w="100"/>
+            </w:tcMar>
+            <w:vAlign w:val="top"/>
+          </w:tcPr>
+          <w:p>
+            <w:pPr>
+              <w:spacing w:after="20" w:line="270"/>
+            </w:pPr>
+            <w:r>
+              <w:rPr>
+                <w:rFonts w:ascii="Arial" w:cs="Arial" w:eastAsia="Arial" w:hAnsi="Arial"/>
+                <w:sz w:val="19"/>
+                <w:szCs w:val="19"/>
+              </w:rPr>
+              <w:t xml:space="preserve">Đơn mới vượt hạn mức công nợ</w:t>
+            </w:r>
+          </w:p>
+        </w:tc>
+        <w:tc>
+          <w:tcPr>
+            <w:tcW w:type="dxa" w:w="7206"/>
+            <w:tcBorders>
+              <w:top w:val="single" w:color="A6A6A6" w:sz="4"/>
+              <w:left w:val="single" w:color="A6A6A6" w:sz="4"/>
+              <w:bottom w:val="single" w:color="A6A6A6" w:sz="4"/>
+              <w:right w:val="single" w:color="A6A6A6" w:sz="4"/>
+            </w:tcBorders>
+            <w:tcMar>
+              <w:top w:type="dxa" w:w="60"/>
+              <w:left w:type="dxa" w:w="100"/>
+              <w:bottom w:type="dxa" w:w="60"/>
+              <w:right w:type="dxa" w:w="100"/>
+            </w:tcMar>
+            <w:vAlign w:val="top"/>
+          </w:tcPr>
+          <w:p>
+            <w:pPr>
+              <w:spacing w:after="20" w:line="270"/>
+            </w:pPr>
+            <w:r>
+              <w:rPr>
+                <w:rFonts w:ascii="Arial" w:cs="Arial" w:eastAsia="Arial" w:hAnsi="Arial"/>
+                <w:sz w:val="19"/>
+                <w:szCs w:val="19"/>
+              </w:rPr>
+              <w:t xml:space="preserve">Chặn lưu đơn, báo nợ hiện tại và hạn mức; người có quyền Điều chỉnh công nợ thấy nút "Vẫn lưu đơn (vượt hạn mức)".</w:t>
+            </w:r>
+          </w:p>
+        </w:tc>
+      </w:tr>
+      <w:tr>
+        <w:trPr>
+          <w:cantSplit/>
+        </w:trPr>
+        <w:tc>
+          <w:tcPr>
+            <w:tcW w:type="dxa" w:w="2432"/>
             <w:tcBorders>
               <w:top w:val="single" w:color="A6A6A6" w:sz="4"/>
               <w:left w:val="single" w:color="A6A6A6" w:sz="4"/>
@@ -3829,7 +4428,7 @@
         </w:tc>
         <w:tc>
           <w:tcPr>
-            <w:tcW w:type="dxa" w:w="6024"/>
+            <w:tcW w:type="dxa" w:w="7206"/>
             <w:tcBorders>
               <w:top w:val="single" w:color="A6A6A6" w:sz="4"/>
               <w:left w:val="single" w:color="A6A6A6" w:sz="4"/>
@@ -3860,6 +4459,11 @@
         </w:tc>
       </w:tr>
     </w:tbl>
+    <w:p>
+      <w:pPr>
+        <w:spacing w:after="60"/>
+      </w:pPr>
+    </w:p>
     <w:p>
       <w:pPr>
         <w:pStyle w:val="Heading1"/>
@@ -3883,7 +4487,7 @@
         <w:pStyle w:val="ListParagraph"/>
         <w:numPr>
           <w:ilvl w:val="0"/>
-          <w:numId w:val="2"/>
+          <w:numId w:val="1"/>
         </w:numPr>
         <w:spacing w:after="60" w:line="290"/>
       </w:pPr>
@@ -3901,7 +4505,7 @@
         <w:pStyle w:val="ListParagraph"/>
         <w:numPr>
           <w:ilvl w:val="0"/>
-          <w:numId w:val="2"/>
+          <w:numId w:val="1"/>
         </w:numPr>
         <w:spacing w:after="60" w:line="290"/>
       </w:pPr>
@@ -3919,7 +4523,7 @@
         <w:pStyle w:val="ListParagraph"/>
         <w:numPr>
           <w:ilvl w:val="0"/>
-          <w:numId w:val="2"/>
+          <w:numId w:val="1"/>
         </w:numPr>
         <w:spacing w:after="60" w:line="290"/>
       </w:pPr>
@@ -4000,7 +4604,7 @@
 </file>
 
 <file path=word/footer1.xml><?xml version="1.0" encoding="utf-8"?>
-<w:ftr xmlns:wpc="http://schemas.microsoft.com/office/word/2010/wordprocessingCanvas" xmlns:mc="http://schemas.openxmlformats.org/markup-compatibility/2006" xmlns:o="urn:schemas-microsoft-com:office:office" xmlns:r="http://schemas.openxmlformats.org/officeDocument/2006/relationships" xmlns:m="http://schemas.openxmlformats.org/officeDocument/2006/math" xmlns:v="urn:schemas-microsoft-com:vml" xmlns:wp14="http://schemas.microsoft.com/office/word/2010/wordprocessingDrawing" xmlns:wp="http://schemas.openxmlformats.org/drawingml/2006/wordprocessingDrawing" xmlns:w10="urn:schemas-microsoft-com:office:word" xmlns:w="http://schemas.openxmlformats.org/wordprocessingml/2006/main" xmlns:w14="http://schemas.microsoft.com/office/word/2010/wordml" xmlns:w15="http://schemas.microsoft.com/office/word/2012/wordml" xmlns:wpg="http://schemas.microsoft.com/office/word/2010/wordprocessingGroup" xmlns:wpi="http://schemas.microsoft.com/office/word/2010/wordprocessingInk" xmlns:wne="http://schemas.microsoft.com/office/word/2006/wordml" xmlns:wps="http://schemas.microsoft.com/office/word/2010/wordprocessingShape">
+<w:ftr xmlns:r="http://schemas.openxmlformats.org/officeDocument/2006/relationships" xmlns:w="http://schemas.openxmlformats.org/wordprocessingml/2006/main">
   <w:p>
     <w:pPr>
       <w:jc w:val="center"/>
@@ -4040,6 +4644,15 @@
         <w:szCs w:val="17"/>
       </w:rPr>
       <w:fldChar w:fldCharType="separate"/>
+    </w:r>
+    <w:r>
+      <w:rPr>
+        <w:rFonts w:ascii="Arial" w:cs="Arial" w:eastAsia="Arial" w:hAnsi="Arial"/>
+        <w:color w:val="7F7F7F"/>
+        <w:sz w:val="17"/>
+        <w:szCs w:val="17"/>
+      </w:rPr>
+      <w:t>1</w:t>
     </w:r>
     <w:r>
       <w:rPr>
@@ -4093,6 +4706,15 @@
         <w:sz w:val="17"/>
         <w:szCs w:val="17"/>
       </w:rPr>
+      <w:t>1</w:t>
+    </w:r>
+    <w:r>
+      <w:rPr>
+        <w:rFonts w:ascii="Arial" w:cs="Arial" w:eastAsia="Arial" w:hAnsi="Arial"/>
+        <w:color w:val="7F7F7F"/>
+        <w:sz w:val="17"/>
+        <w:szCs w:val="17"/>
+      </w:rPr>
       <w:fldChar w:fldCharType="end"/>
     </w:r>
   </w:p>
@@ -4137,7 +4759,7 @@
 </file>
 
 <file path=word/header1.xml><?xml version="1.0" encoding="utf-8"?>
-<w:hdr xmlns:wpc="http://schemas.microsoft.com/office/word/2010/wordprocessingCanvas" xmlns:mc="http://schemas.openxmlformats.org/markup-compatibility/2006" xmlns:o="urn:schemas-microsoft-com:office:office" xmlns:r="http://schemas.openxmlformats.org/officeDocument/2006/relationships" xmlns:m="http://schemas.openxmlformats.org/officeDocument/2006/math" xmlns:v="urn:schemas-microsoft-com:vml" xmlns:wp14="http://schemas.microsoft.com/office/word/2010/wordprocessingDrawing" xmlns:wp="http://schemas.openxmlformats.org/drawingml/2006/wordprocessingDrawing" xmlns:w10="urn:schemas-microsoft-com:office:word" xmlns:w="http://schemas.openxmlformats.org/wordprocessingml/2006/main" xmlns:w14="http://schemas.microsoft.com/office/word/2010/wordml" xmlns:w15="http://schemas.microsoft.com/office/word/2012/wordml" xmlns:wpg="http://schemas.microsoft.com/office/word/2010/wordprocessingGroup" xmlns:wpi="http://schemas.microsoft.com/office/word/2010/wordprocessingInk" xmlns:wne="http://schemas.microsoft.com/office/word/2006/wordml" xmlns:wps="http://schemas.microsoft.com/office/word/2010/wordprocessingShape" xmlns:cx="http://schemas.microsoft.com/office/drawing/2014/chartex" xmlns:cx1="http://schemas.microsoft.com/office/drawing/2015/9/8/chartex" xmlns:cx2="http://schemas.microsoft.com/office/drawing/2015/10/21/chartex" xmlns:cx3="http://schemas.microsoft.com/office/drawing/2016/5/9/chartex" xmlns:cx4="http://schemas.microsoft.com/office/drawing/2016/5/10/chartex" xmlns:cx5="http://schemas.microsoft.com/office/drawing/2016/5/11/chartex" xmlns:cx6="http://schemas.microsoft.com/office/drawing/2016/5/12/chartex" xmlns:cx7="http://schemas.microsoft.com/office/drawing/2016/5/13/chartex" xmlns:cx8="http://schemas.microsoft.com/office/drawing/2016/5/14/chartex" xmlns:w16cid="http://schemas.microsoft.com/office/word/2016/wordml/cid" xmlns:w16se="http://schemas.microsoft.com/office/word/2015/wordml/symex">
+<w:hdr xmlns:r="http://schemas.openxmlformats.org/officeDocument/2006/relationships" xmlns:w="http://schemas.openxmlformats.org/wordprocessingml/2006/main">
   <w:p>
     <w:pPr>
       <w:pBdr>
@@ -4163,101 +4785,18 @@
         <w:sz w:val="17"/>
         <w:szCs w:val="17"/>
       </w:rPr>
-      <w:t xml:space="preserve">	ATL-11 · Khách hàng</w:t>
+      <w:tab/>
+      <w:t xml:space="preserve">ATL-11 · Khách hàng</w:t>
     </w:r>
   </w:p>
 </w:hdr>
 </file>
 
 <file path=word/numbering.xml><?xml version="1.0" encoding="utf-8"?>
-<w:numbering xmlns:wpc="http://schemas.microsoft.com/office/word/2010/wordprocessingCanvas" xmlns:mc="http://schemas.openxmlformats.org/markup-compatibility/2006" xmlns:o="urn:schemas-microsoft-com:office:office" xmlns:r="http://schemas.openxmlformats.org/officeDocument/2006/relationships" xmlns:m="http://schemas.openxmlformats.org/officeDocument/2006/math" xmlns:v="urn:schemas-microsoft-com:vml" xmlns:wp14="http://schemas.microsoft.com/office/word/2010/wordprocessingDrawing" xmlns:wp="http://schemas.openxmlformats.org/drawingml/2006/wordprocessingDrawing" xmlns:w10="urn:schemas-microsoft-com:office:word" xmlns:w="http://schemas.openxmlformats.org/wordprocessingml/2006/main" xmlns:w14="http://schemas.microsoft.com/office/word/2010/wordml" xmlns:w15="http://schemas.microsoft.com/office/word/2012/wordml" xmlns:wpg="http://schemas.microsoft.com/office/word/2010/wordprocessingGroup" xmlns:wpi="http://schemas.microsoft.com/office/word/2010/wordprocessingInk" xmlns:wne="http://schemas.microsoft.com/office/word/2006/wordml" xmlns:wps="http://schemas.microsoft.com/office/word/2010/wordprocessingShape" mc:Ignorable="w14 w15 wp14">
-  <w:abstractNum w:abstractNumId="1" w15:restartNumberingAfterBreak="0">
-    <w:multiLevelType w:val="hybridMultilevel"/>
-    <w:lvl w:ilvl="0" w:tentative="1">
-      <w:start w:val="1"/>
-      <w:numFmt w:val="bullet"/>
-      <w:lvlText w:val="●"/>
-      <w:lvlJc w:val="left"/>
-      <w:pPr>
-        <w:ind w:left="720" w:hanging="360"/>
-      </w:pPr>
-    </w:lvl>
-    <w:lvl w:ilvl="1" w:tentative="1">
-      <w:start w:val="1"/>
-      <w:numFmt w:val="bullet"/>
-      <w:lvlText w:val="○"/>
-      <w:lvlJc w:val="left"/>
-      <w:pPr>
-        <w:ind w:left="1440" w:hanging="360"/>
-      </w:pPr>
-    </w:lvl>
-    <w:lvl w:ilvl="2" w:tentative="1">
-      <w:start w:val="1"/>
-      <w:numFmt w:val="bullet"/>
-      <w:lvlText w:val="■"/>
-      <w:lvlJc w:val="left"/>
-      <w:pPr>
-        <w:ind w:left="2160" w:hanging="360"/>
-      </w:pPr>
-    </w:lvl>
-    <w:lvl w:ilvl="3" w:tentative="1">
-      <w:start w:val="1"/>
-      <w:numFmt w:val="bullet"/>
-      <w:lvlText w:val="●"/>
-      <w:lvlJc w:val="left"/>
-      <w:pPr>
-        <w:ind w:left="2880" w:hanging="360"/>
-      </w:pPr>
-    </w:lvl>
-    <w:lvl w:ilvl="4" w:tentative="1">
-      <w:start w:val="1"/>
-      <w:numFmt w:val="bullet"/>
-      <w:lvlText w:val="○"/>
-      <w:lvlJc w:val="left"/>
-      <w:pPr>
-        <w:ind w:left="3600" w:hanging="360"/>
-      </w:pPr>
-    </w:lvl>
-    <w:lvl w:ilvl="5" w:tentative="1">
-      <w:start w:val="1"/>
-      <w:numFmt w:val="bullet"/>
-      <w:lvlText w:val="■"/>
-      <w:lvlJc w:val="left"/>
-      <w:pPr>
-        <w:ind w:left="4320" w:hanging="360"/>
-      </w:pPr>
-    </w:lvl>
-    <w:lvl w:ilvl="6" w:tentative="1">
-      <w:start w:val="1"/>
-      <w:numFmt w:val="bullet"/>
-      <w:lvlText w:val="●"/>
-      <w:lvlJc w:val="left"/>
-      <w:pPr>
-        <w:ind w:left="5040" w:hanging="360"/>
-      </w:pPr>
-    </w:lvl>
-    <w:lvl w:ilvl="7" w:tentative="1">
-      <w:start w:val="1"/>
-      <w:numFmt w:val="bullet"/>
-      <w:lvlText w:val="●"/>
-      <w:lvlJc w:val="left"/>
-      <w:pPr>
-        <w:ind w:left="5760" w:hanging="360"/>
-      </w:pPr>
-    </w:lvl>
-    <w:lvl w:ilvl="8" w:tentative="1">
-      <w:start w:val="1"/>
-      <w:numFmt w:val="bullet"/>
-      <w:lvlText w:val="●"/>
-      <w:lvlJc w:val="left"/>
-      <w:pPr>
-        <w:ind w:left="6480" w:hanging="360"/>
-      </w:pPr>
-    </w:lvl>
-  </w:abstractNum>
-  <w:abstractNum w:abstractNumId="2" w15:restartNumberingAfterBreak="0">
-    <w:multiLevelType w:val="hybridMultilevel"/>
-    <w:lvl w:ilvl="0" w:tentative="1">
+<w:numbering xmlns:r="http://schemas.openxmlformats.org/officeDocument/2006/relationships" xmlns:w="http://schemas.openxmlformats.org/wordprocessingml/2006/main">
+  <w:abstractNum w:abstractNumId="1">
+    <w:multiLevelType w:val="singleLevel"/>
+    <w:lvl w:ilvl="0">
       <w:start w:val="1"/>
       <w:numFmt w:val="bullet"/>
       <w:lvlText w:val="•"/>
@@ -4267,9 +4806,9 @@
       </w:pPr>
     </w:lvl>
   </w:abstractNum>
-  <w:abstractNum w:abstractNumId="3" w15:restartNumberingAfterBreak="0">
-    <w:multiLevelType w:val="hybridMultilevel"/>
-    <w:lvl w:ilvl="0" w:tentative="1">
+  <w:abstractNum w:abstractNumId="2">
+    <w:multiLevelType w:val="singleLevel"/>
+    <w:lvl w:ilvl="0">
       <w:start w:val="1"/>
       <w:numFmt w:val="decimal"/>
       <w:lvlText w:val="%1."/>
@@ -4281,18 +4820,9 @@
   </w:abstractNum>
   <w:num w:numId="1">
     <w:abstractNumId w:val="1"/>
-    <w:lvlOverride w:ilvl="0">
-      <w:startOverride w:val="1"/>
-    </w:lvlOverride>
   </w:num>
   <w:num w:numId="2">
     <w:abstractNumId w:val="2"/>
-    <w:lvlOverride w:ilvl="0">
-      <w:startOverride w:val="1"/>
-    </w:lvlOverride>
-  </w:num>
-  <w:num w:numId="3">
-    <w:abstractNumId w:val="3"/>
     <w:lvlOverride w:ilvl="0">
       <w:startOverride w:val="1"/>
     </w:lvlOverride>
